--- a/klagomål/Käringberget SO FSC-klagomål.docx
+++ b/klagomål/Käringberget SO FSC-klagomål.docx
@@ -1,6 +1,6 @@
 
 <file path=word/document.xml><?xml version="1.0" encoding="utf-8"?>
-<w:document xmlns:wpc="http://schemas.microsoft.com/office/word/2010/wordprocessingCanvas" xmlns:cx="http://schemas.microsoft.com/office/drawing/2014/chartex" xmlns:cx1="http://schemas.microsoft.com/office/drawing/2015/9/8/chartex" xmlns:cx2="http://schemas.microsoft.com/office/drawing/2015/10/21/chartex" xmlns:cx3="http://schemas.microsoft.com/office/drawing/2016/5/9/chartex" xmlns:cx4="http://schemas.microsoft.com/office/drawing/2016/5/10/chartex" xmlns:cx5="http://schemas.microsoft.com/office/drawing/2016/5/11/chartex" xmlns:cx6="http://schemas.microsoft.com/office/drawing/2016/5/12/chartex" xmlns:cx7="http://schemas.microsoft.com/office/drawing/2016/5/13/chartex" xmlns:cx8="http://schemas.microsoft.com/office/drawing/2016/5/14/chartex" xmlns:mc="http://schemas.openxmlformats.org/markup-compatibility/2006" xmlns:aink="http://schemas.microsoft.com/office/drawing/2016/ink" xmlns:am3d="http://schemas.microsoft.com/office/drawing/2017/model3d" xmlns:o="urn:schemas-microsoft-com:office:office" xmlns:oel="http://schemas.microsoft.com/office/2019/extlst" xmlns:r="http://schemas.openxmlformats.org/officeDocument/2006/relationships" xmlns:m="http://schemas.openxmlformats.org/officeDocument/2006/math" xmlns:v="urn:schemas-microsoft-com:vml" xmlns:wp14="http://schemas.microsoft.com/office/word/2010/wordprocessingDrawing" xmlns:wp="http://schemas.openxmlformats.org/drawingml/2006/wordprocessingDrawing" xmlns:w10="urn:schemas-microsoft-com:office:word" xmlns:w="http://schemas.openxmlformats.org/wordprocessingml/2006/main" xmlns:w14="http://schemas.microsoft.com/office/word/2010/wordml" xmlns:w15="http://schemas.microsoft.com/office/word/2012/wordml" xmlns:w16cex="http://schemas.microsoft.com/office/word/2018/wordml/cex" xmlns:w16cid="http://schemas.microsoft.com/office/word/2016/wordml/cid" xmlns:w16="http://schemas.microsoft.com/office/word/2018/wordml" xmlns:w16sdtdh="http://schemas.microsoft.com/office/word/2020/wordml/sdtdatahash" xmlns:w16se="http://schemas.microsoft.com/office/word/2015/wordml/symex" xmlns:wpg="http://schemas.microsoft.com/office/word/2010/wordprocessingGroup" xmlns:wpi="http://schemas.microsoft.com/office/word/2010/wordprocessingInk" xmlns:wne="http://schemas.microsoft.com/office/word/2006/wordml" xmlns:wps="http://schemas.microsoft.com/office/word/2010/wordprocessingShape" mc:Ignorable="w14 w15 w16se w16cid w16 w16cex w16sdtdh wp14">
+<w:document xmlns:wpc="http://schemas.microsoft.com/office/word/2010/wordprocessingCanvas" xmlns:cx="http://schemas.microsoft.com/office/drawing/2014/chartex" xmlns:cx1="http://schemas.microsoft.com/office/drawing/2015/9/8/chartex" xmlns:cx2="http://schemas.microsoft.com/office/drawing/2015/10/21/chartex" xmlns:cx3="http://schemas.microsoft.com/office/drawing/2016/5/9/chartex" xmlns:cx4="http://schemas.microsoft.com/office/drawing/2016/5/10/chartex" xmlns:cx5="http://schemas.microsoft.com/office/drawing/2016/5/11/chartex" xmlns:cx6="http://schemas.microsoft.com/office/drawing/2016/5/12/chartex" xmlns:cx7="http://schemas.microsoft.com/office/drawing/2016/5/13/chartex" xmlns:cx8="http://schemas.microsoft.com/office/drawing/2016/5/14/chartex" xmlns:mc="http://schemas.openxmlformats.org/markup-compatibility/2006" xmlns:aink="http://schemas.microsoft.com/office/drawing/2016/ink" xmlns:am3d="http://schemas.microsoft.com/office/drawing/2017/model3d" xmlns:o="urn:schemas-microsoft-com:office:office" xmlns:oel="http://schemas.microsoft.com/office/2019/extlst" xmlns:r="http://schemas.openxmlformats.org/officeDocument/2006/relationships" xmlns:m="http://schemas.openxmlformats.org/officeDocument/2006/math" xmlns:v="urn:schemas-microsoft-com:vml" xmlns:wp14="http://schemas.microsoft.com/office/word/2010/wordprocessingDrawing" xmlns:wp="http://schemas.openxmlformats.org/drawingml/2006/wordprocessingDrawing" xmlns:w10="urn:schemas-microsoft-com:office:word" xmlns:w="http://schemas.openxmlformats.org/wordprocessingml/2006/main" xmlns:w14="http://schemas.microsoft.com/office/word/2010/wordml" xmlns:w15="http://schemas.microsoft.com/office/word/2012/wordml" xmlns:w16cex="http://schemas.microsoft.com/office/word/2018/wordml/cex" xmlns:w16cid="http://schemas.microsoft.com/office/word/2016/wordml/cid" xmlns:w16="http://schemas.microsoft.com/office/word/2018/wordml" xmlns:w16du="http://schemas.microsoft.com/office/word/2023/wordml/word16du" xmlns:w16sdtdh="http://schemas.microsoft.com/office/word/2020/wordml/sdtdatahash" xmlns:w16sdtfl="http://schemas.microsoft.com/office/word/2024/wordml/sdtformatlock" xmlns:w16se="http://schemas.microsoft.com/office/word/2015/wordml/symex" xmlns:wpg="http://schemas.microsoft.com/office/word/2010/wordprocessingGroup" xmlns:wpi="http://schemas.microsoft.com/office/word/2010/wordprocessingInk" xmlns:wne="http://schemas.microsoft.com/office/word/2006/wordml" xmlns:wps="http://schemas.microsoft.com/office/word/2010/wordprocessingShape" mc:Ignorable="w14 w15 w16se w16cid w16 w16cex w16sdtdh w16sdtfl w16du wp14">
   <w:body>
     <w:p>
       <w:r>
@@ -112,7 +112,7 @@
         <w:pStyle w:val="ListBullet"/>
       </w:pPr>
       <w:r>
-        <w:t>Om ett ombud (tex Norra skog eller Mellanskog) avverkningsanmäler en skog med naturvärden motsvarande nyckelbiotops kvalité men markägaren inte är FSC certifierad, bör du skicka in ett FSC kontrollerat virke klagomål. Då ska klagomålet skickas till ombudsföretaget.</w:t>
+        <w:t>Om ett ombud (tex Norra skog eller Mellanskog) avverkningsanmäler en skog med naturvärden motsvarande nyckelbiotops kvalitet men markägaren inte är FSC certifierad, bör du skicka in ett FSC kontrollerat virke klagomål. Då ska klagomålet skickas till ombudsföretaget.</w:t>
       </w:r>
     </w:p>
     <w:p>
@@ -168,35 +168,7 @@
     </w:p>
     <w:p>
       <w:r>
-        <w:t>Detta dokument behandlar höga naturvärden i avverkningsanmälan Käringberget SO i Bjurholms kommun. Denna avverkningsanmälan inkom 2025-08-02 och omfattar 143,1 ha.</w:t>
-      </w:r>
-    </w:p>
-    <w:p>
-      <w:r>
-        <w:t>Nedan presenteras fynd av naturvårdsarter som gjorts i det avverkningsanmälda området, samt relevanta utdrag ur standarderna för FSC, Chain of Custody, Controlled Wood och PEFC. I BILAGA 1 finns artfakta om rödlistade arter.</w:t>
-      </w:r>
-    </w:p>
-    <w:p>
-      <w:r>
-        <w:t>Vi förväntar oss att ni återkommer med ett skriftligt svar på vårt klagomål och även beskriver vilka korrigerande åtgärder ni satt in för att rätta till identifierade brister i er efterlevnad av den svenska FSC standarden.</w:t>
-      </w:r>
-    </w:p>
-    <w:p>
-      <w:pPr>
-        <w:pStyle w:val="Heading1"/>
-      </w:pPr>
-      <w:r>
-        <w:t>Naturvårdsarter</w:t>
-      </w:r>
-    </w:p>
-    <w:p>
-      <w:r>
-        <w:t>I avverkningsanmälan har följande 6 naturvårdsarter hittats: lunglav (NT), ullticka (NT), Xorides depressus (NT), bårdlav (S), luddlav (S) och stuplav (S). Av dessa är 3 rödlistade. För rödlistade arter har rödlistekategorin angivits inom parentes. Arter som är signalarter enligt Skogsstyrelsen har markerats med (S).</w:t>
-      </w:r>
-    </w:p>
-    <w:p>
-      <w:r>
-        <w:t>De påträffade naturvårdsarterna är ett tydligt kvitto på att detta rör sig om en skog med höga naturvärden. I Figur 1 visas en karta över det avverkningsanmälda området, där samtliga fyndplatser för naturvårdsarter som finns registrerade på Artportalen har markerats.</w:t>
+        <w:t>Detta klagomål behandlar höga naturvärden i avverkningsanmälan Käringberget SO i Bjurholms kommun som inkom 2026-07-12 och omfattar 143,1 ha.</w:t>
       </w:r>
     </w:p>
     <w:p>
@@ -206,7 +178,7 @@
       <w:r>
         <w:drawing>
           <wp:inline xmlns:a="http://schemas.openxmlformats.org/drawingml/2006/main" xmlns:pic="http://schemas.openxmlformats.org/drawingml/2006/picture">
-            <wp:extent cx="5486400" cy="3530044"/>
+            <wp:extent cx="5486400" cy="4602166"/>
             <wp:docPr id="1" name="Picture 1"/>
             <wp:cNvGraphicFramePr>
               <a:graphicFrameLocks noChangeAspect="1"/>
@@ -227,7 +199,7 @@
                   <pic:spPr>
                     <a:xfrm>
                       <a:off x="0" y="0"/>
-                      <a:ext cx="5486400" cy="3530044"/>
+                      <a:ext cx="5486400" cy="4602166"/>
                     </a:xfrm>
                     <a:prstGeom prst="rect"/>
                   </pic:spPr>
@@ -241,87 +213,25 @@
     <w:p>
       <w:pPr>
         <w:pStyle w:val="Caption"/>
+        <w:spacing w:after="240"/>
       </w:pPr>
       <w:r>
-        <w:t>Figur 1. Fyndplatser för naturvårdsarter i det avverkningsanmälda området (röd linje). Markörer utan svart kant är placerade på fyndplatsen. Markörer med svart kant är placerade vid sidan av fyndplatsen och har ett svart streck som visar fyndplatsens exakta position. Kartans mittpunktskoordinat är N 7110410, E 678766 i SWEREF 99 TM.</w:t>
+        <w:t>Figur 1. Fyndplatser för naturvårdsarter i avverkningsanmälan. Markörer utan svart kant är placerade på fyndplatsen. Markörer med svart kant är placerade vid sidan av fyndplatsen har ett svart streck som visar fyndplatsens exakta position. Kartans mittpunktskoordinat är N 7110410, E 678766 i SWEREF 99 TM.</w:t>
       </w:r>
     </w:p>
     <w:p>
       <w:r>
-        <w:rPr>
-          <w:b/>
-        </w:rPr>
-        <w:t>Lunglav (NT)</w:t>
-      </w:r>
-      <w:r>
-        <w:t xml:space="preserve"> är en av vårt lands främsta signalarter som överallt indikerar gamla lövträd, skogsbestånd med höga naturvärden och ekosystem med lång skoglig kontinuitet. Lokalt kan förekomsten vara mycket riklig men den hittas nästan enbart i gamla och ej slutavverkade skogar. Artens samtliga förekomster bör uppmärksammas från naturvårdssynpunkt, då många lokaler även hyser andra ovanliga och rödlistade arter. Rikliga förekomster bör skyddas med biotopskydd, frivilliga avsättningar eller reservat. Det finns ett antal sällsynta lavparasiter som växer på lunglav: lunglavsknapp (VU), skrovelmössing (DD), lunglavshårprick (DD), </w:t>
-      </w:r>
-      <w:r>
-        <w:rPr>
-          <w:i/>
-        </w:rPr>
-        <w:t>Calycina alstrupii</w:t>
-      </w:r>
-      <w:r>
-        <w:t xml:space="preserve"> (NA) och </w:t>
-      </w:r>
-      <w:r>
-        <w:rPr>
-          <w:i/>
-        </w:rPr>
-        <w:t>Chalara lobariae</w:t>
-      </w:r>
-      <w:r>
-        <w:t xml:space="preserve"> (NA) (SLU Artdatabanken, 2025; SLU Artdatabanken, 2024; Nitare &amp; Skogsstyrelsen, 2019).</w:t>
+        <w:t>I avverkningsanmälan finns fynd av 6 naturvårdsarter, varav 3 är rödlistade, 5 är typiska (T) och 3 är signalarter (S): lunglav (NT, T), ullticka (NT, T), Xorides depressus (NT), bårdlav (S, T), luddlav (S, T) och stuplav (S, T). Se Figur 1.</w:t>
       </w:r>
     </w:p>
     <w:p>
       <w:r>
-        <w:rPr>
-          <w:b/>
-        </w:rPr>
-        <w:t>Stuplav</w:t>
-      </w:r>
-      <w:r>
-        <w:t xml:space="preserve"> är en mycket bra signalart i hela sitt utbredningsområde och förekommer nästan enbart i skogsmiljöer med höga naturvärden. Den indikerar långvarig förekomst av gamla lövträd och miljöer med konstant hög luftfuktighet. I skogar med suboceaniskt klimat finns det en mycket sällsynt parasit, njurlavsknapp </w:t>
-      </w:r>
-      <w:r>
-        <w:rPr>
-          <w:i/>
-        </w:rPr>
-        <w:t>Pletocarpon nephromeum</w:t>
-      </w:r>
-      <w:r>
-        <w:t xml:space="preserve"> (EN), som växer på stuplav (SLU Artdatabanken, 2024; Nitare &amp; Skogsstyrelsen, 2019).</w:t>
+        <w:t>Nedan presenteras relevanta utdrag ur standarderna för FSC, Chain of Custody, Controlled Wood och PEFC.</w:t>
       </w:r>
     </w:p>
     <w:p>
       <w:r>
-        <w:rPr>
-          <w:b/>
-        </w:rPr>
-        <w:t>Ullticka (NT)</w:t>
-      </w:r>
-      <w:r>
-        <w:t xml:space="preserve"> är knuten till restbestånd av barrnaturskog och förekommer med ett tydligt optimum i orörda eller måttligt påverkade gamla granskogar där det föreligger viss kontinuitet av grov död ved. Ullticka är en bra signalart inom hela sitt utbredningsområde och i södra Sverige är den sällsynt och en god signalart för skyddsvärda granskogsmiljöer. Den hotas av avverkning och fragmentering av naturskog och äldre granskog med lång trädkontinuitet. På ullticka kan ibland ulltickeporing (VU) påträffas - det är en sällsynt ticka som nyligen delats upp i tre olika arter: </w:t>
-      </w:r>
-      <w:r>
-        <w:rPr>
-          <w:i/>
-        </w:rPr>
-        <w:t xml:space="preserve">Skeletocutis brevispora </w:t>
-      </w:r>
-      <w:r>
-        <w:t>(ulltickeporing)</w:t>
-      </w:r>
-      <w:r>
-        <w:rPr>
-          <w:i/>
-        </w:rPr>
-        <w:t>, Skeletocutis delicata och Skeletocutis exilis</w:t>
-      </w:r>
-      <w:r>
-        <w:t>. De två sistnämnda arterna står för närvarande (2020) som ej bedömda i rödlistan (SLU Artdatabanken, 2024; Nitare &amp; Skogsstyrelsen, 2019; Miettinen &amp; Niemelä, 2018).</w:t>
+        <w:t>Vi förväntar oss att ni återkommer med ett skriftligt svar på vårt klagomål och även beskriver vilka korrigerande åtgärder ni satt in för att rätta till identifierade brister i er efterlevnad av den svenska FSC standarden.</w:t>
       </w:r>
     </w:p>
     <w:p>
@@ -329,6 +239,272 @@
         <w:pStyle w:val="Heading1"/>
       </w:pPr>
       <w:r>
+        <w:t>Naturvårdsarter och fridlysta arter</w:t>
+      </w:r>
+    </w:p>
+    <w:p>
+      <w:r>
+        <w:t>Nedan följer beskrivningar av de naturvårdsarter och fridlysta arter som har sina livsmiljöer och växtplatser i den avverkningsanmälda skogen. Se även ytterligare artfakta i BILAGA 1. De påträffade naturvårdsarterna är ett tydligt kvitto på att det rör sig om en skog med höga naturvärden.</w:t>
+      </w:r>
+    </w:p>
+    <w:p>
+      <w:r>
+        <w:rPr>
+          <w:b/>
+        </w:rPr>
+        <w:t>Lunglav (NT)</w:t>
+      </w:r>
+      <w:r>
+        <w:t xml:space="preserve"> är en av vårt lands främsta signalarter som överallt indikerar gamla lövträd, skogsbestånd med höga naturvärden och ekosystem med långskoglig kontinuitet. Lokalt kan förekomsten vara mycket riklig men den hittas nästan enbart i gamla och ej slutavverkade skogar. Artens samtliga förekomster bör uppmärksammas från naturvårdssynpunkt, då många lokaler även hyser andra ovanliga och rödlistade arter. Rikliga förekomster bör skyddas med biotopskydd, frivilliga avsättningar eller reservat. På lunglav kan de sällsynta lavparasiterna lunglavshårprick (CR), </w:t>
+      </w:r>
+      <w:r>
+        <w:rPr>
+          <w:i/>
+        </w:rPr>
+        <w:t>Abrothallus diederichii</w:t>
+      </w:r>
+      <w:r>
+        <w:t xml:space="preserve"> (VU), </w:t>
+      </w:r>
+      <w:r>
+        <w:rPr>
+          <w:i/>
+        </w:rPr>
+        <w:t>Abrothallus lobariae</w:t>
+      </w:r>
+      <w:r>
+        <w:t xml:space="preserve"> (VU), </w:t>
+      </w:r>
+      <w:r>
+        <w:rPr>
+          <w:i/>
+        </w:rPr>
+        <w:t>Calycina lobariae</w:t>
+      </w:r>
+      <w:r>
+        <w:t xml:space="preserve"> (VU), lunglavsknapp (VU) och skrovelmössing (VU) påträffas. Lunglav är typisk art för </w:t>
+      </w:r>
+      <w:r>
+        <w:rPr>
+          <w:i/>
+        </w:rPr>
+        <w:t>9010 Taiga, 9020 Nordlig ädellövskog, 9110 Näringsfattig bokskog, 9130 Näringsrik bokskog, 9160 Näringsrik ekskog, 9180 Ädellövskog i branter, 9190 Näringsfattig ekskog, 9070 Trädklädd betesmark, 9040 Fjällbjörkskog</w:t>
+      </w:r>
+      <w:r>
+        <w:t xml:space="preserve"> och</w:t>
+      </w:r>
+      <w:r>
+        <w:rPr>
+          <w:i/>
+        </w:rPr>
+        <w:t xml:space="preserve"> 6530 Lövängar</w:t>
+      </w:r>
+      <w:r>
+        <w:t xml:space="preserve"> (SLU Artdatabanken, 2026; Nitare &amp; Skogsstyrelsen, 2019).</w:t>
+      </w:r>
+    </w:p>
+    <w:p>
+      <w:r>
+        <w:rPr>
+          <w:b/>
+        </w:rPr>
+        <w:t>Ullticka (NT)</w:t>
+      </w:r>
+      <w:r>
+        <w:t xml:space="preserve"> är knuten till restbestånd av barrnaturskog och förekommer med ett tydligt optimum i orörda eller måttligt påverkade gamla granskogar där det föreligger viss kontinuitet av grov död ved. Ullticka är en bra signalart inom hela sitt utbredningsområde och i södra Sverige är den sällsynt och en god signalart för skyddsvärda granskogsmiljöer. Den hotas av avverkning och fragmentering av naturskog och äldre granskog med lång trädkontinuitet. På ullticka kan ibland ulltickeporing (VU) påträffas - det är en sällsynt ticka som nyligen delats upp i de tre olika arterna ulltickeporing </w:t>
+      </w:r>
+      <w:r>
+        <w:rPr>
+          <w:i/>
+        </w:rPr>
+        <w:t xml:space="preserve">Skeletocutis brevispora </w:t>
+      </w:r>
+      <w:r>
+        <w:t>(VU)</w:t>
+      </w:r>
+      <w:r>
+        <w:rPr>
+          <w:i/>
+        </w:rPr>
+        <w:t>, Skeletocutis delicata</w:t>
+      </w:r>
+      <w:r>
+        <w:t xml:space="preserve"> (VU)</w:t>
+      </w:r>
+      <w:r>
+        <w:rPr>
+          <w:i/>
+        </w:rPr>
+        <w:t xml:space="preserve"> och Skeletocutis exilis</w:t>
+      </w:r>
+      <w:r>
+        <w:t xml:space="preserve"> (NT). Ullticka är typisk art för </w:t>
+      </w:r>
+      <w:r>
+        <w:rPr>
+          <w:i/>
+        </w:rPr>
+        <w:t xml:space="preserve">9010 Taiga, 9050 Näringsrik granskog </w:t>
+      </w:r>
+      <w:r>
+        <w:t xml:space="preserve">och </w:t>
+      </w:r>
+      <w:r>
+        <w:rPr>
+          <w:i/>
+        </w:rPr>
+        <w:t>9030 Landhöjningsskog</w:t>
+      </w:r>
+      <w:r>
+        <w:t xml:space="preserve"> (SLU Artdatabanken, 2026; Nitare &amp; Skogsstyrelsen, 2019; Miettinen &amp; Niemelä, 2018).</w:t>
+      </w:r>
+    </w:p>
+    <w:p>
+      <w:r>
+        <w:rPr>
+          <w:b/>
+        </w:rPr>
+        <w:t>Bårdlav</w:t>
+      </w:r>
+      <w:r>
+        <w:t xml:space="preserve"> signalerar miljöer med höga naturvärden och på lokalerna finns vanligtvis många andra ovanliga och rödlistade arter. Den visar även på platser med hög och jämn luftfuktighet. På bårdlav och andra njurlavar (Nephroma) kan de sällsynta parasiterna </w:t>
+      </w:r>
+      <w:r>
+        <w:rPr>
+          <w:i/>
+        </w:rPr>
+        <w:t xml:space="preserve">Protounguicularia nephromatis </w:t>
+      </w:r>
+      <w:r>
+        <w:t xml:space="preserve">(VU) och </w:t>
+      </w:r>
+      <w:r>
+        <w:rPr>
+          <w:i/>
+        </w:rPr>
+        <w:t xml:space="preserve">Tremella nephromatis </w:t>
+      </w:r>
+      <w:r>
+        <w:t xml:space="preserve">(DD) påträffas. Bårdlav är typisk art för </w:t>
+      </w:r>
+      <w:r>
+        <w:rPr>
+          <w:i/>
+        </w:rPr>
+        <w:t xml:space="preserve">9010 Taiga, 9020 Nordlig ädellövskog, 9070 Trädklädd betesmark, 9110 Näringsfattig bokskog, 9160 Näringsrik ekskog, 9180 Ädellövskog i branter </w:t>
+      </w:r>
+      <w:r>
+        <w:t>och</w:t>
+      </w:r>
+      <w:r>
+        <w:rPr>
+          <w:i/>
+        </w:rPr>
+        <w:t xml:space="preserve"> 9190 Näringsfattig ekskog</w:t>
+      </w:r>
+      <w:r>
+        <w:t xml:space="preserve"> (SLU Artdatabanken, 2026; Nitare &amp; Skogsstyrelsen, 2019).</w:t>
+      </w:r>
+    </w:p>
+    <w:p>
+      <w:r>
+        <w:rPr>
+          <w:b/>
+        </w:rPr>
+        <w:t>Luddlav</w:t>
+      </w:r>
+      <w:r>
+        <w:t xml:space="preserve"> signalerar lång skoglig kontinuitet med ett stabilt lokal- och mikroklimat med hög och jämn fuktighet. Luddlav är typisk art för </w:t>
+      </w:r>
+      <w:r>
+        <w:rPr>
+          <w:i/>
+        </w:rPr>
+        <w:t>9010 Taiga,</w:t>
+      </w:r>
+      <w:r>
+        <w:t xml:space="preserve"> </w:t>
+      </w:r>
+      <w:r>
+        <w:rPr>
+          <w:i/>
+        </w:rPr>
+        <w:t xml:space="preserve">9020 Nordlig ädellövskog, 9070 Trädklädd betesmark, 9110 Näringsfattig bokskog, 9180 Ädellövskog i branter </w:t>
+      </w:r>
+      <w:r>
+        <w:t>och</w:t>
+      </w:r>
+      <w:r>
+        <w:rPr>
+          <w:i/>
+        </w:rPr>
+        <w:t xml:space="preserve"> 9190 Näringsfattig ekskog </w:t>
+      </w:r>
+      <w:r>
+        <w:t>(Nitare &amp; Skogsstyrelsen, 2019; SLU Artdatabanken, 2025).</w:t>
+      </w:r>
+    </w:p>
+    <w:p>
+      <w:r>
+        <w:rPr>
+          <w:b/>
+        </w:rPr>
+        <w:t>Stuplav</w:t>
+      </w:r>
+      <w:r>
+        <w:t xml:space="preserve"> är en mycket bra signalart i hela sitt utbredningsområde och förekommer nästan enbart i skogsmiljöer med höga naturvärden. Den indikerar långvarig förekomst av gamla lövträd och miljöer med konstant hög luftfuktighet. I skogar med suboceaniskt klimat finns det en mycket sällsynt parasit, njurlavsknapp </w:t>
+      </w:r>
+      <w:r>
+        <w:rPr>
+          <w:i/>
+        </w:rPr>
+        <w:t>Pletocarpon nephromeum</w:t>
+      </w:r>
+      <w:r>
+        <w:t xml:space="preserve"> (EN), som växer på stuplav. Ytterligare tre sällsynta lavparasiter, </w:t>
+      </w:r>
+      <w:r>
+        <w:rPr>
+          <w:i/>
+        </w:rPr>
+        <w:t>Protounguicularia nephromatis</w:t>
+      </w:r>
+      <w:r>
+        <w:t xml:space="preserve"> (VU), </w:t>
+      </w:r>
+      <w:r>
+        <w:rPr>
+          <w:i/>
+        </w:rPr>
+        <w:t>Refractohilum galligenum</w:t>
+      </w:r>
+      <w:r>
+        <w:t xml:space="preserve"> (NT) och </w:t>
+      </w:r>
+      <w:r>
+        <w:rPr>
+          <w:i/>
+        </w:rPr>
+        <w:t>Roselliniella nephromatis</w:t>
+      </w:r>
+      <w:r>
+        <w:t xml:space="preserve"> (DD), kan också påträffas på stuplav. Stuplav är typisk art för </w:t>
+      </w:r>
+      <w:r>
+        <w:rPr>
+          <w:i/>
+        </w:rPr>
+        <w:t>9010 Taiga</w:t>
+      </w:r>
+      <w:r>
+        <w:t xml:space="preserve"> (SLU Artdatabanken, 2026; Nitare &amp; Skogsstyrelsen, 2019).</w:t>
+      </w:r>
+    </w:p>
+    <w:p>
+      <w:pPr>
+        <w:pStyle w:val="Heading1"/>
+      </w:pPr>
+      <w:r>
         <w:t>Certifiering</w:t>
       </w:r>
     </w:p>
@@ -624,57 +800,57 @@
     </w:p>
     <w:p>
       <w:r>
-        <w:t>Lunglav (NT) är en av vårt lands främsta signalarter som överallt indikerar gamla lövträd, skogsbestånd med höga naturvärden och ekosystem med lång skoglig kontinuitet. Lokalt kan förekomsten vara mycket riklig men den hittas nästan enbart i gamla och ej slutavverkade skogar. Artens samtliga förekomster bör uppmärksammas från naturvårdssynpunkt, då många lokaler även hyser andra ovanliga och rödlistade arter. Rikliga förekomster bör skyddas med biotopskydd, frivilliga avsättningar eller reservat (SLU Artdatabanken, 2024; Nitare &amp; Skogsstyrelsen, 2019).</w:t>
-      </w:r>
-    </w:p>
-    <w:p>
-      <w:r>
-        <w:t xml:space="preserve">På lunglav kan man sällsynt finna små svarta skivlika bildningar som liknar apothecier men som är en parasitisk svamp, Lunglavsknapp </w:t>
+        <w:t xml:space="preserve">Lunglav (NT) är en av vårt lands främsta signalarter som överallt indikerar gamla lövträd, skogsbestånd med höga naturvärden och ekosystem med lång skoglig kontinuitet. Lokalt kan förekomsten vara mycket riklig men den hittas nästan enbart i gamla och ej slutavverkade skogar. Artens samtliga förekomster bör uppmärksammas från naturvårdssynpunkt, då många lokaler även hyser andra ovanliga och rödlistade arter, däribland de sällsynta lavparasiterna lunglavshårprick (CR), </w:t>
       </w:r>
       <w:r>
         <w:rPr>
           <w:i/>
         </w:rPr>
-        <w:t>Plectocarpon lichenum</w:t>
-      </w:r>
-      <w:r>
-        <w:t xml:space="preserve"> (VU). Det finns ytterligare ett antal parasiter vilka bara förekommer på lunglav: Skrovelmössing </w:t>
+        <w:t>Abrothallus diederichii</w:t>
+      </w:r>
+      <w:r>
+        <w:t xml:space="preserve"> (VU), </w:t>
       </w:r>
       <w:r>
         <w:rPr>
           <w:i/>
         </w:rPr>
-        <w:t>Dactylospora lobariella</w:t>
-      </w:r>
-      <w:r>
-        <w:t xml:space="preserve"> (rödlistad som Kunskapsbrist DD) och Lunglavshårprick </w:t>
+        <w:t>Abrothallus lobariae</w:t>
+      </w:r>
+      <w:r>
+        <w:t xml:space="preserve"> (VU), </w:t>
       </w:r>
       <w:r>
         <w:rPr>
           <w:i/>
         </w:rPr>
-        <w:t>Niesslia lobariae</w:t>
-      </w:r>
-      <w:r>
-        <w:t xml:space="preserve"> (rödlistad som Kunskapsbrist DD). Skrovelmössing (DD) har små svarta apothecier och bruna, 1-septerade sporer och Lunglavshårprick (DD) har brunhåriga perithecier och färglösa, 1-septerade sporer. Nyligen har ytterligare två lavparasiter påträffats i Sverige som växer på lunglav: </w:t>
+        <w:t>Calycina lobariae</w:t>
+      </w:r>
+      <w:r>
+        <w:t xml:space="preserve"> (VU), lunglavsknapp (VU) och skrovelmössing (VU), som växer på lunglav. Rikliga förekomster med lunglav bör skyddas med biotopskydd, frivilliga avsättningar eller reservat (SLU Artdatabanken, 2026; Nitare &amp; Skogsstyrelsen, 2019).</w:t>
+      </w:r>
+    </w:p>
+    <w:p>
+      <w:r>
+        <w:t xml:space="preserve">Lunglav är typisk art för </w:t>
       </w:r>
       <w:r>
         <w:rPr>
           <w:i/>
         </w:rPr>
-        <w:t>Calycina alstrupii</w:t>
-      </w:r>
-      <w:r>
-        <w:t xml:space="preserve"> (NA) och </w:t>
+        <w:t>9010 Taiga, 9020 Nordlig ädellövskog, 9110 Näringsfattig bokskog, 9130 Näringsrik bokskog, 9160 Näringsrik ekskog, 9180 Ädellövskog i branter, 9190 Näringsfattig ekskog, 9070 Trädklädd betesmark, 9040 Fjällbjörkskog</w:t>
+      </w:r>
+      <w:r>
+        <w:t xml:space="preserve"> och</w:t>
       </w:r>
       <w:r>
         <w:rPr>
           <w:i/>
         </w:rPr>
-        <w:t>Chalara lobariae</w:t>
-      </w:r>
-      <w:r>
-        <w:t xml:space="preserve"> (NA) (SLU Artdatabanken, 2025; SLU Artdatabanken, 2024; Nitare &amp; Skogsstyrelsen, 2019).</w:t>
+        <w:t xml:space="preserve"> 6530 Lövängar</w:t>
+      </w:r>
+      <w:r>
+        <w:t xml:space="preserve"> (SLU Artdatabanken, 2026).</w:t>
       </w:r>
     </w:p>
     <w:p>
@@ -701,7 +877,7 @@
     </w:p>
     <w:p>
       <w:r>
-        <w:t xml:space="preserve">SLU Artdatabanken, 2024. </w:t>
+        <w:t xml:space="preserve">SLU Artdatabanken, 2026. </w:t>
       </w:r>
       <w:r>
         <w:rPr>
@@ -711,20 +887,6 @@
       </w:r>
       <w:r>
         <w:t>SLU Artdatabanken, Uppsala.</w:t>
-      </w:r>
-    </w:p>
-    <w:p>
-      <w:r>
-        <w:t xml:space="preserve">SLU Artdatabanken, 2025. </w:t>
-      </w:r>
-      <w:r>
-        <w:rPr>
-          <w:i/>
-        </w:rPr>
-        <w:t xml:space="preserve">Över 20 nya lavparasiter för Sverige. </w:t>
-      </w:r>
-      <w:r>
-        <w:t>https://www.slu.se/artdatabanken/arter-och-natur/artiklar/over-20-nya-lavparasiter-for-sverige/</w:t>
       </w:r>
     </w:p>
     <w:sectPr>
@@ -745,7 +907,7 @@
 </file>
 
 <file path=word/endnotes.xml><?xml version="1.0" encoding="utf-8"?>
-<w:endnotes xmlns:wpc="http://schemas.microsoft.com/office/word/2010/wordprocessingCanvas" xmlns:cx="http://schemas.microsoft.com/office/drawing/2014/chartex" xmlns:cx1="http://schemas.microsoft.com/office/drawing/2015/9/8/chartex" xmlns:cx2="http://schemas.microsoft.com/office/drawing/2015/10/21/chartex" xmlns:cx3="http://schemas.microsoft.com/office/drawing/2016/5/9/chartex" xmlns:cx4="http://schemas.microsoft.com/office/drawing/2016/5/10/chartex" xmlns:cx5="http://schemas.microsoft.com/office/drawing/2016/5/11/chartex" xmlns:cx6="http://schemas.microsoft.com/office/drawing/2016/5/12/chartex" xmlns:cx7="http://schemas.microsoft.com/office/drawing/2016/5/13/chartex" xmlns:cx8="http://schemas.microsoft.com/office/drawing/2016/5/14/chartex" xmlns:mc="http://schemas.openxmlformats.org/markup-compatibility/2006" xmlns:aink="http://schemas.microsoft.com/office/drawing/2016/ink" xmlns:am3d="http://schemas.microsoft.com/office/drawing/2017/model3d" xmlns:o="urn:schemas-microsoft-com:office:office" xmlns:oel="http://schemas.microsoft.com/office/2019/extlst" xmlns:r="http://schemas.openxmlformats.org/officeDocument/2006/relationships" xmlns:m="http://schemas.openxmlformats.org/officeDocument/2006/math" xmlns:v="urn:schemas-microsoft-com:vml" xmlns:wp14="http://schemas.microsoft.com/office/word/2010/wordprocessingDrawing" xmlns:wp="http://schemas.openxmlformats.org/drawingml/2006/wordprocessingDrawing" xmlns:w10="urn:schemas-microsoft-com:office:word" xmlns:w="http://schemas.openxmlformats.org/wordprocessingml/2006/main" xmlns:w14="http://schemas.microsoft.com/office/word/2010/wordml" xmlns:w15="http://schemas.microsoft.com/office/word/2012/wordml" xmlns:w16cex="http://schemas.microsoft.com/office/word/2018/wordml/cex" xmlns:w16cid="http://schemas.microsoft.com/office/word/2016/wordml/cid" xmlns:w16="http://schemas.microsoft.com/office/word/2018/wordml" xmlns:w16sdtdh="http://schemas.microsoft.com/office/word/2020/wordml/sdtdatahash" xmlns:w16se="http://schemas.microsoft.com/office/word/2015/wordml/symex" xmlns:wpg="http://schemas.microsoft.com/office/word/2010/wordprocessingGroup" xmlns:wpi="http://schemas.microsoft.com/office/word/2010/wordprocessingInk" xmlns:wne="http://schemas.microsoft.com/office/word/2006/wordml" xmlns:wps="http://schemas.microsoft.com/office/word/2010/wordprocessingShape" mc:Ignorable="w14 w15 w16se w16cid w16 w16cex w16sdtdh wp14">
+<w:endnotes xmlns:wpc="http://schemas.microsoft.com/office/word/2010/wordprocessingCanvas" xmlns:cx="http://schemas.microsoft.com/office/drawing/2014/chartex" xmlns:cx1="http://schemas.microsoft.com/office/drawing/2015/9/8/chartex" xmlns:cx2="http://schemas.microsoft.com/office/drawing/2015/10/21/chartex" xmlns:cx3="http://schemas.microsoft.com/office/drawing/2016/5/9/chartex" xmlns:cx4="http://schemas.microsoft.com/office/drawing/2016/5/10/chartex" xmlns:cx5="http://schemas.microsoft.com/office/drawing/2016/5/11/chartex" xmlns:cx6="http://schemas.microsoft.com/office/drawing/2016/5/12/chartex" xmlns:cx7="http://schemas.microsoft.com/office/drawing/2016/5/13/chartex" xmlns:cx8="http://schemas.microsoft.com/office/drawing/2016/5/14/chartex" xmlns:mc="http://schemas.openxmlformats.org/markup-compatibility/2006" xmlns:aink="http://schemas.microsoft.com/office/drawing/2016/ink" xmlns:am3d="http://schemas.microsoft.com/office/drawing/2017/model3d" xmlns:o="urn:schemas-microsoft-com:office:office" xmlns:oel="http://schemas.microsoft.com/office/2019/extlst" xmlns:r="http://schemas.openxmlformats.org/officeDocument/2006/relationships" xmlns:m="http://schemas.openxmlformats.org/officeDocument/2006/math" xmlns:v="urn:schemas-microsoft-com:vml" xmlns:wp14="http://schemas.microsoft.com/office/word/2010/wordprocessingDrawing" xmlns:wp="http://schemas.openxmlformats.org/drawingml/2006/wordprocessingDrawing" xmlns:w10="urn:schemas-microsoft-com:office:word" xmlns:w="http://schemas.openxmlformats.org/wordprocessingml/2006/main" xmlns:w14="http://schemas.microsoft.com/office/word/2010/wordml" xmlns:w15="http://schemas.microsoft.com/office/word/2012/wordml" xmlns:w16cex="http://schemas.microsoft.com/office/word/2018/wordml/cex" xmlns:w16cid="http://schemas.microsoft.com/office/word/2016/wordml/cid" xmlns:w16="http://schemas.microsoft.com/office/word/2018/wordml" xmlns:w16du="http://schemas.microsoft.com/office/word/2023/wordml/word16du" xmlns:w16sdtdh="http://schemas.microsoft.com/office/word/2020/wordml/sdtdatahash" xmlns:w16sdtfl="http://schemas.microsoft.com/office/word/2024/wordml/sdtformatlock" xmlns:w16se="http://schemas.microsoft.com/office/word/2015/wordml/symex" xmlns:wpg="http://schemas.microsoft.com/office/word/2010/wordprocessingGroup" xmlns:wpi="http://schemas.microsoft.com/office/word/2010/wordprocessingInk" xmlns:wne="http://schemas.microsoft.com/office/word/2006/wordml" xmlns:wps="http://schemas.microsoft.com/office/word/2010/wordprocessingShape" mc:Ignorable="w14 w15 w16se w16cid w16 w16cex w16sdtdh w16sdtfl w16du wp14">
   <w:endnote w:type="separator" w:id="-1">
     <w:p>
       <w:pPr>
@@ -770,7 +932,7 @@
 </file>
 
 <file path=word/footer1.xml><?xml version="1.0" encoding="utf-8"?>
-<w:ftr xmlns:wpc="http://schemas.microsoft.com/office/word/2010/wordprocessingCanvas" xmlns:cx="http://schemas.microsoft.com/office/drawing/2014/chartex" xmlns:cx1="http://schemas.microsoft.com/office/drawing/2015/9/8/chartex" xmlns:cx2="http://schemas.microsoft.com/office/drawing/2015/10/21/chartex" xmlns:cx3="http://schemas.microsoft.com/office/drawing/2016/5/9/chartex" xmlns:cx4="http://schemas.microsoft.com/office/drawing/2016/5/10/chartex" xmlns:cx5="http://schemas.microsoft.com/office/drawing/2016/5/11/chartex" xmlns:cx6="http://schemas.microsoft.com/office/drawing/2016/5/12/chartex" xmlns:cx7="http://schemas.microsoft.com/office/drawing/2016/5/13/chartex" xmlns:cx8="http://schemas.microsoft.com/office/drawing/2016/5/14/chartex" xmlns:mc="http://schemas.openxmlformats.org/markup-compatibility/2006" xmlns:aink="http://schemas.microsoft.com/office/drawing/2016/ink" xmlns:am3d="http://schemas.microsoft.com/office/drawing/2017/model3d" xmlns:o="urn:schemas-microsoft-com:office:office" xmlns:oel="http://schemas.microsoft.com/office/2019/extlst" xmlns:r="http://schemas.openxmlformats.org/officeDocument/2006/relationships" xmlns:m="http://schemas.openxmlformats.org/officeDocument/2006/math" xmlns:v="urn:schemas-microsoft-com:vml" xmlns:wp14="http://schemas.microsoft.com/office/word/2010/wordprocessingDrawing" xmlns:wp="http://schemas.openxmlformats.org/drawingml/2006/wordprocessingDrawing" xmlns:w10="urn:schemas-microsoft-com:office:word" xmlns:w="http://schemas.openxmlformats.org/wordprocessingml/2006/main" xmlns:w14="http://schemas.microsoft.com/office/word/2010/wordml" xmlns:w15="http://schemas.microsoft.com/office/word/2012/wordml" xmlns:w16cex="http://schemas.microsoft.com/office/word/2018/wordml/cex" xmlns:w16cid="http://schemas.microsoft.com/office/word/2016/wordml/cid" xmlns:w16="http://schemas.microsoft.com/office/word/2018/wordml" xmlns:w16sdtdh="http://schemas.microsoft.com/office/word/2020/wordml/sdtdatahash" xmlns:w16se="http://schemas.microsoft.com/office/word/2015/wordml/symex" xmlns:wpg="http://schemas.microsoft.com/office/word/2010/wordprocessingGroup" xmlns:wpi="http://schemas.microsoft.com/office/word/2010/wordprocessingInk" xmlns:wne="http://schemas.microsoft.com/office/word/2006/wordml" xmlns:wps="http://schemas.microsoft.com/office/word/2010/wordprocessingShape" mc:Ignorable="w14 w15 w16se w16cid w16 w16cex w16sdtdh wp14">
+<w:ftr xmlns:wpc="http://schemas.microsoft.com/office/word/2010/wordprocessingCanvas" xmlns:cx="http://schemas.microsoft.com/office/drawing/2014/chartex" xmlns:cx1="http://schemas.microsoft.com/office/drawing/2015/9/8/chartex" xmlns:cx2="http://schemas.microsoft.com/office/drawing/2015/10/21/chartex" xmlns:cx3="http://schemas.microsoft.com/office/drawing/2016/5/9/chartex" xmlns:cx4="http://schemas.microsoft.com/office/drawing/2016/5/10/chartex" xmlns:cx5="http://schemas.microsoft.com/office/drawing/2016/5/11/chartex" xmlns:cx6="http://schemas.microsoft.com/office/drawing/2016/5/12/chartex" xmlns:cx7="http://schemas.microsoft.com/office/drawing/2016/5/13/chartex" xmlns:cx8="http://schemas.microsoft.com/office/drawing/2016/5/14/chartex" xmlns:mc="http://schemas.openxmlformats.org/markup-compatibility/2006" xmlns:aink="http://schemas.microsoft.com/office/drawing/2016/ink" xmlns:am3d="http://schemas.microsoft.com/office/drawing/2017/model3d" xmlns:o="urn:schemas-microsoft-com:office:office" xmlns:oel="http://schemas.microsoft.com/office/2019/extlst" xmlns:r="http://schemas.openxmlformats.org/officeDocument/2006/relationships" xmlns:m="http://schemas.openxmlformats.org/officeDocument/2006/math" xmlns:v="urn:schemas-microsoft-com:vml" xmlns:wp14="http://schemas.microsoft.com/office/word/2010/wordprocessingDrawing" xmlns:wp="http://schemas.openxmlformats.org/drawingml/2006/wordprocessingDrawing" xmlns:w10="urn:schemas-microsoft-com:office:word" xmlns:w="http://schemas.openxmlformats.org/wordprocessingml/2006/main" xmlns:w14="http://schemas.microsoft.com/office/word/2010/wordml" xmlns:w15="http://schemas.microsoft.com/office/word/2012/wordml" xmlns:w16cex="http://schemas.microsoft.com/office/word/2018/wordml/cex" xmlns:w16cid="http://schemas.microsoft.com/office/word/2016/wordml/cid" xmlns:w16="http://schemas.microsoft.com/office/word/2018/wordml" xmlns:w16du="http://schemas.microsoft.com/office/word/2023/wordml/word16du" xmlns:w16sdtdh="http://schemas.microsoft.com/office/word/2020/wordml/sdtdatahash" xmlns:w16sdtfl="http://schemas.microsoft.com/office/word/2024/wordml/sdtformatlock" xmlns:w16se="http://schemas.microsoft.com/office/word/2015/wordml/symex" xmlns:wpg="http://schemas.microsoft.com/office/word/2010/wordprocessingGroup" xmlns:wpi="http://schemas.microsoft.com/office/word/2010/wordprocessingInk" xmlns:wne="http://schemas.microsoft.com/office/word/2006/wordml" xmlns:wps="http://schemas.microsoft.com/office/word/2010/wordprocessingShape" mc:Ignorable="w14 w15 w16se w16cid w16 w16cex w16sdtdh w16sdtfl w16du wp14">
   <w:p>
     <w:pPr>
       <w:pStyle w:val="Footer"/>
@@ -780,7 +942,7 @@
 </file>
 
 <file path=word/footer2.xml><?xml version="1.0" encoding="utf-8"?>
-<w:ftr xmlns:wpc="http://schemas.microsoft.com/office/word/2010/wordprocessingCanvas" xmlns:cx="http://schemas.microsoft.com/office/drawing/2014/chartex" xmlns:cx1="http://schemas.microsoft.com/office/drawing/2015/9/8/chartex" xmlns:cx2="http://schemas.microsoft.com/office/drawing/2015/10/21/chartex" xmlns:cx3="http://schemas.microsoft.com/office/drawing/2016/5/9/chartex" xmlns:cx4="http://schemas.microsoft.com/office/drawing/2016/5/10/chartex" xmlns:cx5="http://schemas.microsoft.com/office/drawing/2016/5/11/chartex" xmlns:cx6="http://schemas.microsoft.com/office/drawing/2016/5/12/chartex" xmlns:cx7="http://schemas.microsoft.com/office/drawing/2016/5/13/chartex" xmlns:cx8="http://schemas.microsoft.com/office/drawing/2016/5/14/chartex" xmlns:mc="http://schemas.openxmlformats.org/markup-compatibility/2006" xmlns:aink="http://schemas.microsoft.com/office/drawing/2016/ink" xmlns:am3d="http://schemas.microsoft.com/office/drawing/2017/model3d" xmlns:o="urn:schemas-microsoft-com:office:office" xmlns:oel="http://schemas.microsoft.com/office/2019/extlst" xmlns:r="http://schemas.openxmlformats.org/officeDocument/2006/relationships" xmlns:m="http://schemas.openxmlformats.org/officeDocument/2006/math" xmlns:v="urn:schemas-microsoft-com:vml" xmlns:wp14="http://schemas.microsoft.com/office/word/2010/wordprocessingDrawing" xmlns:wp="http://schemas.openxmlformats.org/drawingml/2006/wordprocessingDrawing" xmlns:w10="urn:schemas-microsoft-com:office:word" xmlns:w="http://schemas.openxmlformats.org/wordprocessingml/2006/main" xmlns:w14="http://schemas.microsoft.com/office/word/2010/wordml" xmlns:w15="http://schemas.microsoft.com/office/word/2012/wordml" xmlns:w16cex="http://schemas.microsoft.com/office/word/2018/wordml/cex" xmlns:w16cid="http://schemas.microsoft.com/office/word/2016/wordml/cid" xmlns:w16="http://schemas.microsoft.com/office/word/2018/wordml" xmlns:w16sdtdh="http://schemas.microsoft.com/office/word/2020/wordml/sdtdatahash" xmlns:w16se="http://schemas.microsoft.com/office/word/2015/wordml/symex" xmlns:wpg="http://schemas.microsoft.com/office/word/2010/wordprocessingGroup" xmlns:wpi="http://schemas.microsoft.com/office/word/2010/wordprocessingInk" xmlns:wne="http://schemas.microsoft.com/office/word/2006/wordml" xmlns:wps="http://schemas.microsoft.com/office/word/2010/wordprocessingShape" mc:Ignorable="w14 w15 w16se w16cid w16 w16cex w16sdtdh wp14">
+<w:ftr xmlns:wpc="http://schemas.microsoft.com/office/word/2010/wordprocessingCanvas" xmlns:cx="http://schemas.microsoft.com/office/drawing/2014/chartex" xmlns:cx1="http://schemas.microsoft.com/office/drawing/2015/9/8/chartex" xmlns:cx2="http://schemas.microsoft.com/office/drawing/2015/10/21/chartex" xmlns:cx3="http://schemas.microsoft.com/office/drawing/2016/5/9/chartex" xmlns:cx4="http://schemas.microsoft.com/office/drawing/2016/5/10/chartex" xmlns:cx5="http://schemas.microsoft.com/office/drawing/2016/5/11/chartex" xmlns:cx6="http://schemas.microsoft.com/office/drawing/2016/5/12/chartex" xmlns:cx7="http://schemas.microsoft.com/office/drawing/2016/5/13/chartex" xmlns:cx8="http://schemas.microsoft.com/office/drawing/2016/5/14/chartex" xmlns:mc="http://schemas.openxmlformats.org/markup-compatibility/2006" xmlns:aink="http://schemas.microsoft.com/office/drawing/2016/ink" xmlns:am3d="http://schemas.microsoft.com/office/drawing/2017/model3d" xmlns:o="urn:schemas-microsoft-com:office:office" xmlns:oel="http://schemas.microsoft.com/office/2019/extlst" xmlns:r="http://schemas.openxmlformats.org/officeDocument/2006/relationships" xmlns:m="http://schemas.openxmlformats.org/officeDocument/2006/math" xmlns:v="urn:schemas-microsoft-com:vml" xmlns:wp14="http://schemas.microsoft.com/office/word/2010/wordprocessingDrawing" xmlns:wp="http://schemas.openxmlformats.org/drawingml/2006/wordprocessingDrawing" xmlns:w10="urn:schemas-microsoft-com:office:word" xmlns:w="http://schemas.openxmlformats.org/wordprocessingml/2006/main" xmlns:w14="http://schemas.microsoft.com/office/word/2010/wordml" xmlns:w15="http://schemas.microsoft.com/office/word/2012/wordml" xmlns:w16cex="http://schemas.microsoft.com/office/word/2018/wordml/cex" xmlns:w16cid="http://schemas.microsoft.com/office/word/2016/wordml/cid" xmlns:w16="http://schemas.microsoft.com/office/word/2018/wordml" xmlns:w16du="http://schemas.microsoft.com/office/word/2023/wordml/word16du" xmlns:w16sdtdh="http://schemas.microsoft.com/office/word/2020/wordml/sdtdatahash" xmlns:w16sdtfl="http://schemas.microsoft.com/office/word/2024/wordml/sdtformatlock" xmlns:w16se="http://schemas.microsoft.com/office/word/2015/wordml/symex" xmlns:wpg="http://schemas.microsoft.com/office/word/2010/wordprocessingGroup" xmlns:wpi="http://schemas.microsoft.com/office/word/2010/wordprocessingInk" xmlns:wne="http://schemas.microsoft.com/office/word/2006/wordml" xmlns:wps="http://schemas.microsoft.com/office/word/2010/wordprocessingShape" mc:Ignorable="w14 w15 w16se w16cid w16 w16cex w16sdtdh w16sdtfl w16du wp14">
   <w:p>
     <w:pPr>
       <w:pStyle w:val="Footer"/>
@@ -790,7 +952,7 @@
 </file>
 
 <file path=word/footer3.xml><?xml version="1.0" encoding="utf-8"?>
-<w:ftr xmlns:wpc="http://schemas.microsoft.com/office/word/2010/wordprocessingCanvas" xmlns:cx="http://schemas.microsoft.com/office/drawing/2014/chartex" xmlns:cx1="http://schemas.microsoft.com/office/drawing/2015/9/8/chartex" xmlns:cx2="http://schemas.microsoft.com/office/drawing/2015/10/21/chartex" xmlns:cx3="http://schemas.microsoft.com/office/drawing/2016/5/9/chartex" xmlns:cx4="http://schemas.microsoft.com/office/drawing/2016/5/10/chartex" xmlns:cx5="http://schemas.microsoft.com/office/drawing/2016/5/11/chartex" xmlns:cx6="http://schemas.microsoft.com/office/drawing/2016/5/12/chartex" xmlns:cx7="http://schemas.microsoft.com/office/drawing/2016/5/13/chartex" xmlns:cx8="http://schemas.microsoft.com/office/drawing/2016/5/14/chartex" xmlns:mc="http://schemas.openxmlformats.org/markup-compatibility/2006" xmlns:aink="http://schemas.microsoft.com/office/drawing/2016/ink" xmlns:am3d="http://schemas.microsoft.com/office/drawing/2017/model3d" xmlns:o="urn:schemas-microsoft-com:office:office" xmlns:oel="http://schemas.microsoft.com/office/2019/extlst" xmlns:r="http://schemas.openxmlformats.org/officeDocument/2006/relationships" xmlns:m="http://schemas.openxmlformats.org/officeDocument/2006/math" xmlns:v="urn:schemas-microsoft-com:vml" xmlns:wp14="http://schemas.microsoft.com/office/word/2010/wordprocessingDrawing" xmlns:wp="http://schemas.openxmlformats.org/drawingml/2006/wordprocessingDrawing" xmlns:w10="urn:schemas-microsoft-com:office:word" xmlns:w="http://schemas.openxmlformats.org/wordprocessingml/2006/main" xmlns:w14="http://schemas.microsoft.com/office/word/2010/wordml" xmlns:w15="http://schemas.microsoft.com/office/word/2012/wordml" xmlns:w16cex="http://schemas.microsoft.com/office/word/2018/wordml/cex" xmlns:w16cid="http://schemas.microsoft.com/office/word/2016/wordml/cid" xmlns:w16="http://schemas.microsoft.com/office/word/2018/wordml" xmlns:w16sdtdh="http://schemas.microsoft.com/office/word/2020/wordml/sdtdatahash" xmlns:w16se="http://schemas.microsoft.com/office/word/2015/wordml/symex" xmlns:wpg="http://schemas.microsoft.com/office/word/2010/wordprocessingGroup" xmlns:wpi="http://schemas.microsoft.com/office/word/2010/wordprocessingInk" xmlns:wne="http://schemas.microsoft.com/office/word/2006/wordml" xmlns:wps="http://schemas.microsoft.com/office/word/2010/wordprocessingShape" mc:Ignorable="w14 w15 w16se w16cid w16 w16cex w16sdtdh wp14">
+<w:ftr xmlns:wpc="http://schemas.microsoft.com/office/word/2010/wordprocessingCanvas" xmlns:cx="http://schemas.microsoft.com/office/drawing/2014/chartex" xmlns:cx1="http://schemas.microsoft.com/office/drawing/2015/9/8/chartex" xmlns:cx2="http://schemas.microsoft.com/office/drawing/2015/10/21/chartex" xmlns:cx3="http://schemas.microsoft.com/office/drawing/2016/5/9/chartex" xmlns:cx4="http://schemas.microsoft.com/office/drawing/2016/5/10/chartex" xmlns:cx5="http://schemas.microsoft.com/office/drawing/2016/5/11/chartex" xmlns:cx6="http://schemas.microsoft.com/office/drawing/2016/5/12/chartex" xmlns:cx7="http://schemas.microsoft.com/office/drawing/2016/5/13/chartex" xmlns:cx8="http://schemas.microsoft.com/office/drawing/2016/5/14/chartex" xmlns:mc="http://schemas.openxmlformats.org/markup-compatibility/2006" xmlns:aink="http://schemas.microsoft.com/office/drawing/2016/ink" xmlns:am3d="http://schemas.microsoft.com/office/drawing/2017/model3d" xmlns:o="urn:schemas-microsoft-com:office:office" xmlns:oel="http://schemas.microsoft.com/office/2019/extlst" xmlns:r="http://schemas.openxmlformats.org/officeDocument/2006/relationships" xmlns:m="http://schemas.openxmlformats.org/officeDocument/2006/math" xmlns:v="urn:schemas-microsoft-com:vml" xmlns:wp14="http://schemas.microsoft.com/office/word/2010/wordprocessingDrawing" xmlns:wp="http://schemas.openxmlformats.org/drawingml/2006/wordprocessingDrawing" xmlns:w10="urn:schemas-microsoft-com:office:word" xmlns:w="http://schemas.openxmlformats.org/wordprocessingml/2006/main" xmlns:w14="http://schemas.microsoft.com/office/word/2010/wordml" xmlns:w15="http://schemas.microsoft.com/office/word/2012/wordml" xmlns:w16cex="http://schemas.microsoft.com/office/word/2018/wordml/cex" xmlns:w16cid="http://schemas.microsoft.com/office/word/2016/wordml/cid" xmlns:w16="http://schemas.microsoft.com/office/word/2018/wordml" xmlns:w16du="http://schemas.microsoft.com/office/word/2023/wordml/word16du" xmlns:w16sdtdh="http://schemas.microsoft.com/office/word/2020/wordml/sdtdatahash" xmlns:w16sdtfl="http://schemas.microsoft.com/office/word/2024/wordml/sdtformatlock" xmlns:w16se="http://schemas.microsoft.com/office/word/2015/wordml/symex" xmlns:wpg="http://schemas.microsoft.com/office/word/2010/wordprocessingGroup" xmlns:wpi="http://schemas.microsoft.com/office/word/2010/wordprocessingInk" xmlns:wne="http://schemas.microsoft.com/office/word/2006/wordml" xmlns:wps="http://schemas.microsoft.com/office/word/2010/wordprocessingShape" mc:Ignorable="w14 w15 w16se w16cid w16 w16cex w16sdtdh w16sdtfl w16du wp14">
   <w:p>
     <w:pPr>
       <w:pStyle w:val="Footer"/>
@@ -800,7 +962,7 @@
 </file>
 
 <file path=word/footnotes.xml><?xml version="1.0" encoding="utf-8"?>
-<w:footnotes xmlns:wpc="http://schemas.microsoft.com/office/word/2010/wordprocessingCanvas" xmlns:cx="http://schemas.microsoft.com/office/drawing/2014/chartex" xmlns:cx1="http://schemas.microsoft.com/office/drawing/2015/9/8/chartex" xmlns:cx2="http://schemas.microsoft.com/office/drawing/2015/10/21/chartex" xmlns:cx3="http://schemas.microsoft.com/office/drawing/2016/5/9/chartex" xmlns:cx4="http://schemas.microsoft.com/office/drawing/2016/5/10/chartex" xmlns:cx5="http://schemas.microsoft.com/office/drawing/2016/5/11/chartex" xmlns:cx6="http://schemas.microsoft.com/office/drawing/2016/5/12/chartex" xmlns:cx7="http://schemas.microsoft.com/office/drawing/2016/5/13/chartex" xmlns:cx8="http://schemas.microsoft.com/office/drawing/2016/5/14/chartex" xmlns:mc="http://schemas.openxmlformats.org/markup-compatibility/2006" xmlns:aink="http://schemas.microsoft.com/office/drawing/2016/ink" xmlns:am3d="http://schemas.microsoft.com/office/drawing/2017/model3d" xmlns:o="urn:schemas-microsoft-com:office:office" xmlns:oel="http://schemas.microsoft.com/office/2019/extlst" xmlns:r="http://schemas.openxmlformats.org/officeDocument/2006/relationships" xmlns:m="http://schemas.openxmlformats.org/officeDocument/2006/math" xmlns:v="urn:schemas-microsoft-com:vml" xmlns:wp14="http://schemas.microsoft.com/office/word/2010/wordprocessingDrawing" xmlns:wp="http://schemas.openxmlformats.org/drawingml/2006/wordprocessingDrawing" xmlns:w10="urn:schemas-microsoft-com:office:word" xmlns:w="http://schemas.openxmlformats.org/wordprocessingml/2006/main" xmlns:w14="http://schemas.microsoft.com/office/word/2010/wordml" xmlns:w15="http://schemas.microsoft.com/office/word/2012/wordml" xmlns:w16cex="http://schemas.microsoft.com/office/word/2018/wordml/cex" xmlns:w16cid="http://schemas.microsoft.com/office/word/2016/wordml/cid" xmlns:w16="http://schemas.microsoft.com/office/word/2018/wordml" xmlns:w16sdtdh="http://schemas.microsoft.com/office/word/2020/wordml/sdtdatahash" xmlns:w16se="http://schemas.microsoft.com/office/word/2015/wordml/symex" xmlns:wpg="http://schemas.microsoft.com/office/word/2010/wordprocessingGroup" xmlns:wpi="http://schemas.microsoft.com/office/word/2010/wordprocessingInk" xmlns:wne="http://schemas.microsoft.com/office/word/2006/wordml" xmlns:wps="http://schemas.microsoft.com/office/word/2010/wordprocessingShape" mc:Ignorable="w14 w15 w16se w16cid w16 w16cex w16sdtdh wp14">
+<w:footnotes xmlns:wpc="http://schemas.microsoft.com/office/word/2010/wordprocessingCanvas" xmlns:cx="http://schemas.microsoft.com/office/drawing/2014/chartex" xmlns:cx1="http://schemas.microsoft.com/office/drawing/2015/9/8/chartex" xmlns:cx2="http://schemas.microsoft.com/office/drawing/2015/10/21/chartex" xmlns:cx3="http://schemas.microsoft.com/office/drawing/2016/5/9/chartex" xmlns:cx4="http://schemas.microsoft.com/office/drawing/2016/5/10/chartex" xmlns:cx5="http://schemas.microsoft.com/office/drawing/2016/5/11/chartex" xmlns:cx6="http://schemas.microsoft.com/office/drawing/2016/5/12/chartex" xmlns:cx7="http://schemas.microsoft.com/office/drawing/2016/5/13/chartex" xmlns:cx8="http://schemas.microsoft.com/office/drawing/2016/5/14/chartex" xmlns:mc="http://schemas.openxmlformats.org/markup-compatibility/2006" xmlns:aink="http://schemas.microsoft.com/office/drawing/2016/ink" xmlns:am3d="http://schemas.microsoft.com/office/drawing/2017/model3d" xmlns:o="urn:schemas-microsoft-com:office:office" xmlns:oel="http://schemas.microsoft.com/office/2019/extlst" xmlns:r="http://schemas.openxmlformats.org/officeDocument/2006/relationships" xmlns:m="http://schemas.openxmlformats.org/officeDocument/2006/math" xmlns:v="urn:schemas-microsoft-com:vml" xmlns:wp14="http://schemas.microsoft.com/office/word/2010/wordprocessingDrawing" xmlns:wp="http://schemas.openxmlformats.org/drawingml/2006/wordprocessingDrawing" xmlns:w10="urn:schemas-microsoft-com:office:word" xmlns:w="http://schemas.openxmlformats.org/wordprocessingml/2006/main" xmlns:w14="http://schemas.microsoft.com/office/word/2010/wordml" xmlns:w15="http://schemas.microsoft.com/office/word/2012/wordml" xmlns:w16cex="http://schemas.microsoft.com/office/word/2018/wordml/cex" xmlns:w16cid="http://schemas.microsoft.com/office/word/2016/wordml/cid" xmlns:w16="http://schemas.microsoft.com/office/word/2018/wordml" xmlns:w16du="http://schemas.microsoft.com/office/word/2023/wordml/word16du" xmlns:w16sdtdh="http://schemas.microsoft.com/office/word/2020/wordml/sdtdatahash" xmlns:w16sdtfl="http://schemas.microsoft.com/office/word/2024/wordml/sdtformatlock" xmlns:w16se="http://schemas.microsoft.com/office/word/2015/wordml/symex" xmlns:wpg="http://schemas.microsoft.com/office/word/2010/wordprocessingGroup" xmlns:wpi="http://schemas.microsoft.com/office/word/2010/wordprocessingInk" xmlns:wne="http://schemas.microsoft.com/office/word/2006/wordml" xmlns:wps="http://schemas.microsoft.com/office/word/2010/wordprocessingShape" mc:Ignorable="w14 w15 w16se w16cid w16 w16cex w16sdtdh w16sdtfl w16du wp14">
   <w:footnote w:type="separator" w:id="-1">
     <w:p>
       <w:pPr>
@@ -825,7 +987,7 @@
 </file>
 
 <file path=word/header1.xml><?xml version="1.0" encoding="utf-8"?>
-<w:hdr xmlns:wpc="http://schemas.microsoft.com/office/word/2010/wordprocessingCanvas" xmlns:cx="http://schemas.microsoft.com/office/drawing/2014/chartex" xmlns:cx1="http://schemas.microsoft.com/office/drawing/2015/9/8/chartex" xmlns:cx2="http://schemas.microsoft.com/office/drawing/2015/10/21/chartex" xmlns:cx3="http://schemas.microsoft.com/office/drawing/2016/5/9/chartex" xmlns:cx4="http://schemas.microsoft.com/office/drawing/2016/5/10/chartex" xmlns:cx5="http://schemas.microsoft.com/office/drawing/2016/5/11/chartex" xmlns:cx6="http://schemas.microsoft.com/office/drawing/2016/5/12/chartex" xmlns:cx7="http://schemas.microsoft.com/office/drawing/2016/5/13/chartex" xmlns:cx8="http://schemas.microsoft.com/office/drawing/2016/5/14/chartex" xmlns:mc="http://schemas.openxmlformats.org/markup-compatibility/2006" xmlns:aink="http://schemas.microsoft.com/office/drawing/2016/ink" xmlns:am3d="http://schemas.microsoft.com/office/drawing/2017/model3d" xmlns:o="urn:schemas-microsoft-com:office:office" xmlns:oel="http://schemas.microsoft.com/office/2019/extlst" xmlns:r="http://schemas.openxmlformats.org/officeDocument/2006/relationships" xmlns:m="http://schemas.openxmlformats.org/officeDocument/2006/math" xmlns:v="urn:schemas-microsoft-com:vml" xmlns:wp14="http://schemas.microsoft.com/office/word/2010/wordprocessingDrawing" xmlns:wp="http://schemas.openxmlformats.org/drawingml/2006/wordprocessingDrawing" xmlns:w10="urn:schemas-microsoft-com:office:word" xmlns:w="http://schemas.openxmlformats.org/wordprocessingml/2006/main" xmlns:w14="http://schemas.microsoft.com/office/word/2010/wordml" xmlns:w15="http://schemas.microsoft.com/office/word/2012/wordml" xmlns:w16cex="http://schemas.microsoft.com/office/word/2018/wordml/cex" xmlns:w16cid="http://schemas.microsoft.com/office/word/2016/wordml/cid" xmlns:w16="http://schemas.microsoft.com/office/word/2018/wordml" xmlns:w16sdtdh="http://schemas.microsoft.com/office/word/2020/wordml/sdtdatahash" xmlns:w16se="http://schemas.microsoft.com/office/word/2015/wordml/symex" xmlns:wpg="http://schemas.microsoft.com/office/word/2010/wordprocessingGroup" xmlns:wpi="http://schemas.microsoft.com/office/word/2010/wordprocessingInk" xmlns:wne="http://schemas.microsoft.com/office/word/2006/wordml" xmlns:wps="http://schemas.microsoft.com/office/word/2010/wordprocessingShape" mc:Ignorable="w14 w15 w16se w16cid w16 w16cex w16sdtdh wp14">
+<w:hdr xmlns:wpc="http://schemas.microsoft.com/office/word/2010/wordprocessingCanvas" xmlns:cx="http://schemas.microsoft.com/office/drawing/2014/chartex" xmlns:cx1="http://schemas.microsoft.com/office/drawing/2015/9/8/chartex" xmlns:cx2="http://schemas.microsoft.com/office/drawing/2015/10/21/chartex" xmlns:cx3="http://schemas.microsoft.com/office/drawing/2016/5/9/chartex" xmlns:cx4="http://schemas.microsoft.com/office/drawing/2016/5/10/chartex" xmlns:cx5="http://schemas.microsoft.com/office/drawing/2016/5/11/chartex" xmlns:cx6="http://schemas.microsoft.com/office/drawing/2016/5/12/chartex" xmlns:cx7="http://schemas.microsoft.com/office/drawing/2016/5/13/chartex" xmlns:cx8="http://schemas.microsoft.com/office/drawing/2016/5/14/chartex" xmlns:mc="http://schemas.openxmlformats.org/markup-compatibility/2006" xmlns:aink="http://schemas.microsoft.com/office/drawing/2016/ink" xmlns:am3d="http://schemas.microsoft.com/office/drawing/2017/model3d" xmlns:o="urn:schemas-microsoft-com:office:office" xmlns:oel="http://schemas.microsoft.com/office/2019/extlst" xmlns:r="http://schemas.openxmlformats.org/officeDocument/2006/relationships" xmlns:m="http://schemas.openxmlformats.org/officeDocument/2006/math" xmlns:v="urn:schemas-microsoft-com:vml" xmlns:wp14="http://schemas.microsoft.com/office/word/2010/wordprocessingDrawing" xmlns:wp="http://schemas.openxmlformats.org/drawingml/2006/wordprocessingDrawing" xmlns:w10="urn:schemas-microsoft-com:office:word" xmlns:w="http://schemas.openxmlformats.org/wordprocessingml/2006/main" xmlns:w14="http://schemas.microsoft.com/office/word/2010/wordml" xmlns:w15="http://schemas.microsoft.com/office/word/2012/wordml" xmlns:w16cex="http://schemas.microsoft.com/office/word/2018/wordml/cex" xmlns:w16cid="http://schemas.microsoft.com/office/word/2016/wordml/cid" xmlns:w16="http://schemas.microsoft.com/office/word/2018/wordml" xmlns:w16du="http://schemas.microsoft.com/office/word/2023/wordml/word16du" xmlns:w16sdtdh="http://schemas.microsoft.com/office/word/2020/wordml/sdtdatahash" xmlns:w16sdtfl="http://schemas.microsoft.com/office/word/2024/wordml/sdtformatlock" xmlns:w16se="http://schemas.microsoft.com/office/word/2015/wordml/symex" xmlns:wpg="http://schemas.microsoft.com/office/word/2010/wordprocessingGroup" xmlns:wpi="http://schemas.microsoft.com/office/word/2010/wordprocessingInk" xmlns:wne="http://schemas.microsoft.com/office/word/2006/wordml" xmlns:wps="http://schemas.microsoft.com/office/word/2010/wordprocessingShape" mc:Ignorable="w14 w15 w16se w16cid w16 w16cex w16sdtdh w16sdtfl w16du wp14">
   <w:p>
     <w:pPr>
       <w:pStyle w:val="Header"/>
@@ -835,7 +997,7 @@
 </file>
 
 <file path=word/header2.xml><?xml version="1.0" encoding="utf-8"?>
-<w:hdr xmlns:wpc="http://schemas.microsoft.com/office/word/2010/wordprocessingCanvas" xmlns:cx="http://schemas.microsoft.com/office/drawing/2014/chartex" xmlns:cx1="http://schemas.microsoft.com/office/drawing/2015/9/8/chartex" xmlns:cx2="http://schemas.microsoft.com/office/drawing/2015/10/21/chartex" xmlns:cx3="http://schemas.microsoft.com/office/drawing/2016/5/9/chartex" xmlns:cx4="http://schemas.microsoft.com/office/drawing/2016/5/10/chartex" xmlns:cx5="http://schemas.microsoft.com/office/drawing/2016/5/11/chartex" xmlns:cx6="http://schemas.microsoft.com/office/drawing/2016/5/12/chartex" xmlns:cx7="http://schemas.microsoft.com/office/drawing/2016/5/13/chartex" xmlns:cx8="http://schemas.microsoft.com/office/drawing/2016/5/14/chartex" xmlns:mc="http://schemas.openxmlformats.org/markup-compatibility/2006" xmlns:aink="http://schemas.microsoft.com/office/drawing/2016/ink" xmlns:am3d="http://schemas.microsoft.com/office/drawing/2017/model3d" xmlns:o="urn:schemas-microsoft-com:office:office" xmlns:oel="http://schemas.microsoft.com/office/2019/extlst" xmlns:r="http://schemas.openxmlformats.org/officeDocument/2006/relationships" xmlns:m="http://schemas.openxmlformats.org/officeDocument/2006/math" xmlns:v="urn:schemas-microsoft-com:vml" xmlns:wp14="http://schemas.microsoft.com/office/word/2010/wordprocessingDrawing" xmlns:wp="http://schemas.openxmlformats.org/drawingml/2006/wordprocessingDrawing" xmlns:w10="urn:schemas-microsoft-com:office:word" xmlns:w="http://schemas.openxmlformats.org/wordprocessingml/2006/main" xmlns:w14="http://schemas.microsoft.com/office/word/2010/wordml" xmlns:w15="http://schemas.microsoft.com/office/word/2012/wordml" xmlns:w16cex="http://schemas.microsoft.com/office/word/2018/wordml/cex" xmlns:w16cid="http://schemas.microsoft.com/office/word/2016/wordml/cid" xmlns:w16="http://schemas.microsoft.com/office/word/2018/wordml" xmlns:w16sdtdh="http://schemas.microsoft.com/office/word/2020/wordml/sdtdatahash" xmlns:w16se="http://schemas.microsoft.com/office/word/2015/wordml/symex" xmlns:wpg="http://schemas.microsoft.com/office/word/2010/wordprocessingGroup" xmlns:wpi="http://schemas.microsoft.com/office/word/2010/wordprocessingInk" xmlns:wne="http://schemas.microsoft.com/office/word/2006/wordml" xmlns:wps="http://schemas.microsoft.com/office/word/2010/wordprocessingShape" mc:Ignorable="w14 w15 w16se w16cid w16 w16cex w16sdtdh wp14">
+<w:hdr xmlns:wpc="http://schemas.microsoft.com/office/word/2010/wordprocessingCanvas" xmlns:cx="http://schemas.microsoft.com/office/drawing/2014/chartex" xmlns:cx1="http://schemas.microsoft.com/office/drawing/2015/9/8/chartex" xmlns:cx2="http://schemas.microsoft.com/office/drawing/2015/10/21/chartex" xmlns:cx3="http://schemas.microsoft.com/office/drawing/2016/5/9/chartex" xmlns:cx4="http://schemas.microsoft.com/office/drawing/2016/5/10/chartex" xmlns:cx5="http://schemas.microsoft.com/office/drawing/2016/5/11/chartex" xmlns:cx6="http://schemas.microsoft.com/office/drawing/2016/5/12/chartex" xmlns:cx7="http://schemas.microsoft.com/office/drawing/2016/5/13/chartex" xmlns:cx8="http://schemas.microsoft.com/office/drawing/2016/5/14/chartex" xmlns:mc="http://schemas.openxmlformats.org/markup-compatibility/2006" xmlns:aink="http://schemas.microsoft.com/office/drawing/2016/ink" xmlns:am3d="http://schemas.microsoft.com/office/drawing/2017/model3d" xmlns:o="urn:schemas-microsoft-com:office:office" xmlns:oel="http://schemas.microsoft.com/office/2019/extlst" xmlns:r="http://schemas.openxmlformats.org/officeDocument/2006/relationships" xmlns:m="http://schemas.openxmlformats.org/officeDocument/2006/math" xmlns:v="urn:schemas-microsoft-com:vml" xmlns:wp14="http://schemas.microsoft.com/office/word/2010/wordprocessingDrawing" xmlns:wp="http://schemas.openxmlformats.org/drawingml/2006/wordprocessingDrawing" xmlns:w10="urn:schemas-microsoft-com:office:word" xmlns:w="http://schemas.openxmlformats.org/wordprocessingml/2006/main" xmlns:w14="http://schemas.microsoft.com/office/word/2010/wordml" xmlns:w15="http://schemas.microsoft.com/office/word/2012/wordml" xmlns:w16cex="http://schemas.microsoft.com/office/word/2018/wordml/cex" xmlns:w16cid="http://schemas.microsoft.com/office/word/2016/wordml/cid" xmlns:w16="http://schemas.microsoft.com/office/word/2018/wordml" xmlns:w16du="http://schemas.microsoft.com/office/word/2023/wordml/word16du" xmlns:w16sdtdh="http://schemas.microsoft.com/office/word/2020/wordml/sdtdatahash" xmlns:w16sdtfl="http://schemas.microsoft.com/office/word/2024/wordml/sdtformatlock" xmlns:w16se="http://schemas.microsoft.com/office/word/2015/wordml/symex" xmlns:wpg="http://schemas.microsoft.com/office/word/2010/wordprocessingGroup" xmlns:wpi="http://schemas.microsoft.com/office/word/2010/wordprocessingInk" xmlns:wne="http://schemas.microsoft.com/office/word/2006/wordml" xmlns:wps="http://schemas.microsoft.com/office/word/2010/wordprocessingShape" mc:Ignorable="w14 w15 w16se w16cid w16 w16cex w16sdtdh w16sdtfl w16du wp14">
   <w:p>
     <w:pPr>
       <w:pStyle w:val="Header"/>
@@ -846,7 +1008,7 @@
 </file>
 
 <file path=word/header3.xml><?xml version="1.0" encoding="utf-8"?>
-<w:hdr xmlns:wpc="http://schemas.microsoft.com/office/word/2010/wordprocessingCanvas" xmlns:cx="http://schemas.microsoft.com/office/drawing/2014/chartex" xmlns:cx1="http://schemas.microsoft.com/office/drawing/2015/9/8/chartex" xmlns:cx2="http://schemas.microsoft.com/office/drawing/2015/10/21/chartex" xmlns:cx3="http://schemas.microsoft.com/office/drawing/2016/5/9/chartex" xmlns:cx4="http://schemas.microsoft.com/office/drawing/2016/5/10/chartex" xmlns:cx5="http://schemas.microsoft.com/office/drawing/2016/5/11/chartex" xmlns:cx6="http://schemas.microsoft.com/office/drawing/2016/5/12/chartex" xmlns:cx7="http://schemas.microsoft.com/office/drawing/2016/5/13/chartex" xmlns:cx8="http://schemas.microsoft.com/office/drawing/2016/5/14/chartex" xmlns:mc="http://schemas.openxmlformats.org/markup-compatibility/2006" xmlns:aink="http://schemas.microsoft.com/office/drawing/2016/ink" xmlns:am3d="http://schemas.microsoft.com/office/drawing/2017/model3d" xmlns:o="urn:schemas-microsoft-com:office:office" xmlns:oel="http://schemas.microsoft.com/office/2019/extlst" xmlns:r="http://schemas.openxmlformats.org/officeDocument/2006/relationships" xmlns:m="http://schemas.openxmlformats.org/officeDocument/2006/math" xmlns:v="urn:schemas-microsoft-com:vml" xmlns:wp14="http://schemas.microsoft.com/office/word/2010/wordprocessingDrawing" xmlns:wp="http://schemas.openxmlformats.org/drawingml/2006/wordprocessingDrawing" xmlns:w10="urn:schemas-microsoft-com:office:word" xmlns:w="http://schemas.openxmlformats.org/wordprocessingml/2006/main" xmlns:w14="http://schemas.microsoft.com/office/word/2010/wordml" xmlns:w15="http://schemas.microsoft.com/office/word/2012/wordml" xmlns:w16cex="http://schemas.microsoft.com/office/word/2018/wordml/cex" xmlns:w16cid="http://schemas.microsoft.com/office/word/2016/wordml/cid" xmlns:w16="http://schemas.microsoft.com/office/word/2018/wordml" xmlns:w16sdtdh="http://schemas.microsoft.com/office/word/2020/wordml/sdtdatahash" xmlns:w16se="http://schemas.microsoft.com/office/word/2015/wordml/symex" xmlns:wpg="http://schemas.microsoft.com/office/word/2010/wordprocessingGroup" xmlns:wpi="http://schemas.microsoft.com/office/word/2010/wordprocessingInk" xmlns:wne="http://schemas.microsoft.com/office/word/2006/wordml" xmlns:wps="http://schemas.microsoft.com/office/word/2010/wordprocessingShape" mc:Ignorable="w14 w15 w16se w16cid w16 w16cex w16sdtdh wp14">
+<w:hdr xmlns:wpc="http://schemas.microsoft.com/office/word/2010/wordprocessingCanvas" xmlns:cx="http://schemas.microsoft.com/office/drawing/2014/chartex" xmlns:cx1="http://schemas.microsoft.com/office/drawing/2015/9/8/chartex" xmlns:cx2="http://schemas.microsoft.com/office/drawing/2015/10/21/chartex" xmlns:cx3="http://schemas.microsoft.com/office/drawing/2016/5/9/chartex" xmlns:cx4="http://schemas.microsoft.com/office/drawing/2016/5/10/chartex" xmlns:cx5="http://schemas.microsoft.com/office/drawing/2016/5/11/chartex" xmlns:cx6="http://schemas.microsoft.com/office/drawing/2016/5/12/chartex" xmlns:cx7="http://schemas.microsoft.com/office/drawing/2016/5/13/chartex" xmlns:cx8="http://schemas.microsoft.com/office/drawing/2016/5/14/chartex" xmlns:mc="http://schemas.openxmlformats.org/markup-compatibility/2006" xmlns:aink="http://schemas.microsoft.com/office/drawing/2016/ink" xmlns:am3d="http://schemas.microsoft.com/office/drawing/2017/model3d" xmlns:o="urn:schemas-microsoft-com:office:office" xmlns:oel="http://schemas.microsoft.com/office/2019/extlst" xmlns:r="http://schemas.openxmlformats.org/officeDocument/2006/relationships" xmlns:m="http://schemas.openxmlformats.org/officeDocument/2006/math" xmlns:v="urn:schemas-microsoft-com:vml" xmlns:wp14="http://schemas.microsoft.com/office/word/2010/wordprocessingDrawing" xmlns:wp="http://schemas.openxmlformats.org/drawingml/2006/wordprocessingDrawing" xmlns:w10="urn:schemas-microsoft-com:office:word" xmlns:w="http://schemas.openxmlformats.org/wordprocessingml/2006/main" xmlns:w14="http://schemas.microsoft.com/office/word/2010/wordml" xmlns:w15="http://schemas.microsoft.com/office/word/2012/wordml" xmlns:w16cex="http://schemas.microsoft.com/office/word/2018/wordml/cex" xmlns:w16cid="http://schemas.microsoft.com/office/word/2016/wordml/cid" xmlns:w16="http://schemas.microsoft.com/office/word/2018/wordml" xmlns:w16du="http://schemas.microsoft.com/office/word/2023/wordml/word16du" xmlns:w16sdtdh="http://schemas.microsoft.com/office/word/2020/wordml/sdtdatahash" xmlns:w16sdtfl="http://schemas.microsoft.com/office/word/2024/wordml/sdtformatlock" xmlns:w16se="http://schemas.microsoft.com/office/word/2015/wordml/symex" xmlns:wpg="http://schemas.microsoft.com/office/word/2010/wordprocessingGroup" xmlns:wpi="http://schemas.microsoft.com/office/word/2010/wordprocessingInk" xmlns:wne="http://schemas.microsoft.com/office/word/2006/wordml" xmlns:wps="http://schemas.microsoft.com/office/word/2010/wordprocessingShape" mc:Ignorable="w14 w15 w16se w16cid w16 w16cex w16sdtdh w16sdtfl w16du wp14">
   <w:p>
     <w:pPr>
       <w:pStyle w:val="Header"/>
@@ -855,7 +1017,7 @@
     <w:r>
       <w:tab/>
       <w:tab/>
-      <w:t>2025-08-02</w:t>
+      <w:t>2026-07-12</w:t>
       <w:br/>
       <w:br/>
     </w:r>
@@ -872,7 +1034,7 @@
 </file>
 
 <file path=word/numbering.xml><?xml version="1.0" encoding="utf-8"?>
-<w:numbering xmlns:wpc="http://schemas.microsoft.com/office/word/2010/wordprocessingCanvas" xmlns:cx="http://schemas.microsoft.com/office/drawing/2014/chartex" xmlns:cx1="http://schemas.microsoft.com/office/drawing/2015/9/8/chartex" xmlns:cx2="http://schemas.microsoft.com/office/drawing/2015/10/21/chartex" xmlns:cx3="http://schemas.microsoft.com/office/drawing/2016/5/9/chartex" xmlns:cx4="http://schemas.microsoft.com/office/drawing/2016/5/10/chartex" xmlns:cx5="http://schemas.microsoft.com/office/drawing/2016/5/11/chartex" xmlns:cx6="http://schemas.microsoft.com/office/drawing/2016/5/12/chartex" xmlns:cx7="http://schemas.microsoft.com/office/drawing/2016/5/13/chartex" xmlns:cx8="http://schemas.microsoft.com/office/drawing/2016/5/14/chartex" xmlns:mc="http://schemas.openxmlformats.org/markup-compatibility/2006" xmlns:aink="http://schemas.microsoft.com/office/drawing/2016/ink" xmlns:am3d="http://schemas.microsoft.com/office/drawing/2017/model3d" xmlns:o="urn:schemas-microsoft-com:office:office" xmlns:oel="http://schemas.microsoft.com/office/2019/extlst" xmlns:r="http://schemas.openxmlformats.org/officeDocument/2006/relationships" xmlns:m="http://schemas.openxmlformats.org/officeDocument/2006/math" xmlns:v="urn:schemas-microsoft-com:vml" xmlns:wp14="http://schemas.microsoft.com/office/word/2010/wordprocessingDrawing" xmlns:wp="http://schemas.openxmlformats.org/drawingml/2006/wordprocessingDrawing" xmlns:w10="urn:schemas-microsoft-com:office:word" xmlns:w="http://schemas.openxmlformats.org/wordprocessingml/2006/main" xmlns:w14="http://schemas.microsoft.com/office/word/2010/wordml" xmlns:w15="http://schemas.microsoft.com/office/word/2012/wordml" xmlns:w16cex="http://schemas.microsoft.com/office/word/2018/wordml/cex" xmlns:w16cid="http://schemas.microsoft.com/office/word/2016/wordml/cid" xmlns:w16="http://schemas.microsoft.com/office/word/2018/wordml" xmlns:w16sdtdh="http://schemas.microsoft.com/office/word/2020/wordml/sdtdatahash" xmlns:w16se="http://schemas.microsoft.com/office/word/2015/wordml/symex" xmlns:wpg="http://schemas.microsoft.com/office/word/2010/wordprocessingGroup" xmlns:wpi="http://schemas.microsoft.com/office/word/2010/wordprocessingInk" xmlns:wne="http://schemas.microsoft.com/office/word/2006/wordml" xmlns:wps="http://schemas.microsoft.com/office/word/2010/wordprocessingShape" mc:Ignorable="w14 w15 w16se w16cid w16 w16cex w16sdtdh wp14">
+<w:numbering xmlns:wpc="http://schemas.microsoft.com/office/word/2010/wordprocessingCanvas" xmlns:cx="http://schemas.microsoft.com/office/drawing/2014/chartex" xmlns:cx1="http://schemas.microsoft.com/office/drawing/2015/9/8/chartex" xmlns:cx2="http://schemas.microsoft.com/office/drawing/2015/10/21/chartex" xmlns:cx3="http://schemas.microsoft.com/office/drawing/2016/5/9/chartex" xmlns:cx4="http://schemas.microsoft.com/office/drawing/2016/5/10/chartex" xmlns:cx5="http://schemas.microsoft.com/office/drawing/2016/5/11/chartex" xmlns:cx6="http://schemas.microsoft.com/office/drawing/2016/5/12/chartex" xmlns:cx7="http://schemas.microsoft.com/office/drawing/2016/5/13/chartex" xmlns:cx8="http://schemas.microsoft.com/office/drawing/2016/5/14/chartex" xmlns:mc="http://schemas.openxmlformats.org/markup-compatibility/2006" xmlns:aink="http://schemas.microsoft.com/office/drawing/2016/ink" xmlns:am3d="http://schemas.microsoft.com/office/drawing/2017/model3d" xmlns:o="urn:schemas-microsoft-com:office:office" xmlns:oel="http://schemas.microsoft.com/office/2019/extlst" xmlns:r="http://schemas.openxmlformats.org/officeDocument/2006/relationships" xmlns:m="http://schemas.openxmlformats.org/officeDocument/2006/math" xmlns:v="urn:schemas-microsoft-com:vml" xmlns:wp14="http://schemas.microsoft.com/office/word/2010/wordprocessingDrawing" xmlns:wp="http://schemas.openxmlformats.org/drawingml/2006/wordprocessingDrawing" xmlns:w10="urn:schemas-microsoft-com:office:word" xmlns:w="http://schemas.openxmlformats.org/wordprocessingml/2006/main" xmlns:w14="http://schemas.microsoft.com/office/word/2010/wordml" xmlns:w15="http://schemas.microsoft.com/office/word/2012/wordml" xmlns:w16cex="http://schemas.microsoft.com/office/word/2018/wordml/cex" xmlns:w16cid="http://schemas.microsoft.com/office/word/2016/wordml/cid" xmlns:w16="http://schemas.microsoft.com/office/word/2018/wordml" xmlns:w16du="http://schemas.microsoft.com/office/word/2023/wordml/word16du" xmlns:w16sdtdh="http://schemas.microsoft.com/office/word/2020/wordml/sdtdatahash" xmlns:w16sdtfl="http://schemas.microsoft.com/office/word/2024/wordml/sdtformatlock" xmlns:w16se="http://schemas.microsoft.com/office/word/2015/wordml/symex" xmlns:wpg="http://schemas.microsoft.com/office/word/2010/wordprocessingGroup" xmlns:wpi="http://schemas.microsoft.com/office/word/2010/wordprocessingInk" xmlns:wne="http://schemas.microsoft.com/office/word/2006/wordml" xmlns:wps="http://schemas.microsoft.com/office/word/2010/wordprocessingShape" mc:Ignorable="w14 w15 w16se w16cid w16 w16cex w16sdtdh w16sdtfl w16du wp14">
   <w:abstractNum w:abstractNumId="0" w15:restartNumberingAfterBreak="0">
     <w:nsid w:val="FFFFFF7C"/>
     <w:multiLevelType w:val="singleLevel"/>
@@ -1075,7 +1237,7 @@
 </file>
 
 <file path=word/styles.xml><?xml version="1.0" encoding="utf-8"?>
-<w:styles xmlns:mc="http://schemas.openxmlformats.org/markup-compatibility/2006" xmlns:r="http://schemas.openxmlformats.org/officeDocument/2006/relationships" xmlns:w="http://schemas.openxmlformats.org/wordprocessingml/2006/main" xmlns:w14="http://schemas.microsoft.com/office/word/2010/wordml" xmlns:w15="http://schemas.microsoft.com/office/word/2012/wordml" xmlns:w16cex="http://schemas.microsoft.com/office/word/2018/wordml/cex" xmlns:w16cid="http://schemas.microsoft.com/office/word/2016/wordml/cid" xmlns:w16="http://schemas.microsoft.com/office/word/2018/wordml" xmlns:w16sdtdh="http://schemas.microsoft.com/office/word/2020/wordml/sdtdatahash" xmlns:w16se="http://schemas.microsoft.com/office/word/2015/wordml/symex" mc:Ignorable="w14 w15 w16se w16cid w16 w16cex w16sdtdh">
+<w:styles xmlns:mc="http://schemas.openxmlformats.org/markup-compatibility/2006" xmlns:r="http://schemas.openxmlformats.org/officeDocument/2006/relationships" xmlns:w="http://schemas.openxmlformats.org/wordprocessingml/2006/main" xmlns:w14="http://schemas.microsoft.com/office/word/2010/wordml" xmlns:w15="http://schemas.microsoft.com/office/word/2012/wordml" xmlns:w16cex="http://schemas.microsoft.com/office/word/2018/wordml/cex" xmlns:w16cid="http://schemas.microsoft.com/office/word/2016/wordml/cid" xmlns:w16="http://schemas.microsoft.com/office/word/2018/wordml" xmlns:w16du="http://schemas.microsoft.com/office/word/2023/wordml/word16du" xmlns:w16sdtdh="http://schemas.microsoft.com/office/word/2020/wordml/sdtdatahash" xmlns:w16sdtfl="http://schemas.microsoft.com/office/word/2024/wordml/sdtformatlock" xmlns:w16se="http://schemas.microsoft.com/office/word/2015/wordml/symex" mc:Ignorable="w14 w15 w16se w16cid w16 w16cex w16sdtdh w16sdtfl w16du">
   <w:docDefaults>
     <w:rPrDefault>
       <w:rPr>
@@ -1833,7 +1995,7 @@
     <w:link w:val="TitleChar"/>
     <w:uiPriority w:val="10"/>
     <w:qFormat/>
-    <w:rsid w:val="007106C8"/>
+    <w:rsid w:val="00E854FA"/>
     <w:pPr>
       <w:spacing w:after="300" w:line="240" w:lineRule="auto"/>
       <w:contextualSpacing/>
@@ -1843,7 +2005,7 @@
       <w:rFonts w:eastAsiaTheme="majorEastAsia" w:cstheme="majorBidi"/>
       <w:spacing w:val="5"/>
       <w:kern w:val="28"/>
-      <w:sz w:val="52"/>
+      <w:sz w:val="40"/>
       <w:szCs w:val="52"/>
       <w:lang w:val="sv-SE" w:eastAsia="en-US" w:bidi="ar-SA"/>
     </w:rPr>
@@ -1853,12 +2015,12 @@
     <w:basedOn w:val="DefaultParagraphFont"/>
     <w:link w:val="Title"/>
     <w:uiPriority w:val="10"/>
-    <w:rsid w:val="007106C8"/>
+    <w:rsid w:val="00E854FA"/>
     <w:rPr>
       <w:rFonts w:ascii="Times New Roman" w:eastAsiaTheme="majorEastAsia" w:hAnsi="Times New Roman" w:cstheme="majorBidi"/>
       <w:spacing w:val="5"/>
       <w:kern w:val="28"/>
-      <w:sz w:val="52"/>
+      <w:sz w:val="40"/>
       <w:szCs w:val="52"/>
       <w:lang w:val="sv-SE" w:eastAsia="en-US" w:bidi="ar-SA"/>
     </w:rPr>

--- a/klagomål/Käringberget SO FSC-klagomål.docx
+++ b/klagomål/Käringberget SO FSC-klagomål.docx
@@ -1022,7 +1022,7 @@
       <w:br/>
     </w:r>
     <w:r>
-      <w:t>Till:</w:t>
+      <w:t>Till: Sveaskog</w:t>
       <w:br/>
     </w:r>
     <w:r>

--- a/klagomål/Käringberget SO FSC-klagomål.docx
+++ b/klagomål/Käringberget SO FSC-klagomål.docx
@@ -168,7 +168,7 @@
     </w:p>
     <w:p>
       <w:r>
-        <w:t>Detta klagomål behandlar höga naturvärden i avverkningsanmälan Käringberget SO i Bjurholms kommun som inkom 2026-07-12 och omfattar 143,1 ha.</w:t>
+        <w:t>Detta klagomål behandlar höga naturvärden i avverkningsanmälan Käringberget SO i Bjurholms kommun som inkom 2026-07-13 och omfattar 143,1 ha.</w:t>
       </w:r>
     </w:p>
     <w:p>
@@ -1017,7 +1017,7 @@
     <w:r>
       <w:tab/>
       <w:tab/>
-      <w:t>2026-07-12</w:t>
+      <w:t>2026-07-13</w:t>
       <w:br/>
       <w:br/>
     </w:r>

--- a/klagomål/Käringberget SO FSC-klagomål.docx
+++ b/klagomål/Käringberget SO FSC-klagomål.docx
@@ -168,7 +168,7 @@
     </w:p>
     <w:p>
       <w:r>
-        <w:t>Detta klagomål behandlar höga naturvärden i avverkningsanmälan Käringberget SO i Bjurholms kommun som inkom 2026-07-13 och omfattar 143,1 ha.</w:t>
+        <w:t>Detta klagomål behandlar höga naturvärden i avverkningsanmälan Käringberget SO i Bjurholms kommun som inkom 2026-07-14 och omfattar 143,1 ha.</w:t>
       </w:r>
     </w:p>
     <w:p>
@@ -1017,7 +1017,7 @@
     <w:r>
       <w:tab/>
       <w:tab/>
-      <w:t>2026-07-13</w:t>
+      <w:t>2026-07-14</w:t>
       <w:br/>
       <w:br/>
     </w:r>

--- a/klagomål/Käringberget SO FSC-klagomål.docx
+++ b/klagomål/Käringberget SO FSC-klagomål.docx
@@ -168,7 +168,7 @@
     </w:p>
     <w:p>
       <w:r>
-        <w:t>Detta klagomål behandlar höga naturvärden i avverkningsanmälan Käringberget SO i Bjurholms kommun som inkom 2026-07-14 och omfattar 143,1 ha.</w:t>
+        <w:t>Detta klagomål behandlar höga naturvärden i avverkningsanmälan Käringberget SO i Bjurholms kommun som inkom 2026-07-15 och omfattar 143,1 ha.</w:t>
       </w:r>
     </w:p>
     <w:p>
@@ -1017,7 +1017,7 @@
     <w:r>
       <w:tab/>
       <w:tab/>
-      <w:t>2026-07-14</w:t>
+      <w:t>2026-07-15</w:t>
       <w:br/>
       <w:br/>
     </w:r>

--- a/klagomål/Käringberget SO FSC-klagomål.docx
+++ b/klagomål/Käringberget SO FSC-klagomål.docx
@@ -168,7 +168,7 @@
     </w:p>
     <w:p>
       <w:r>
-        <w:t>Detta klagomål behandlar höga naturvärden i avverkningsanmälan Käringberget SO i Bjurholms kommun som inkom 2026-07-15 och omfattar 143,1 ha.</w:t>
+        <w:t>Detta klagomål behandlar höga naturvärden i avverkningsanmälan Käringberget SO i Bjurholms kommun som inkom 2026-07-16 och omfattar 143,1 ha.</w:t>
       </w:r>
     </w:p>
     <w:p>
@@ -1017,7 +1017,7 @@
     <w:r>
       <w:tab/>
       <w:tab/>
-      <w:t>2026-07-15</w:t>
+      <w:t>2026-07-16</w:t>
       <w:br/>
       <w:br/>
     </w:r>

--- a/klagomål/Käringberget SO FSC-klagomål.docx
+++ b/klagomål/Käringberget SO FSC-klagomål.docx
@@ -1017,7 +1017,7 @@
     <w:r>
       <w:tab/>
       <w:tab/>
-      <w:t>2026-07-16</w:t>
+      <w:t>2026-07-17</w:t>
       <w:br/>
       <w:br/>
     </w:r>

--- a/klagomål/Käringberget SO FSC-klagomål.docx
+++ b/klagomål/Käringberget SO FSC-klagomål.docx
@@ -168,7 +168,7 @@
     </w:p>
     <w:p>
       <w:r>
-        <w:t>Detta klagomål behandlar höga naturvärden i avverkningsanmälan Käringberget SO i Bjurholms kommun som inkom 2026-07-16 och omfattar 143,1 ha.</w:t>
+        <w:t>Detta klagomål behandlar höga naturvärden i avverkningsanmälan Käringberget SO i Bjurholms kommun som inkom 2026-07-17 och omfattar 143,1 ha.</w:t>
       </w:r>
     </w:p>
     <w:p>

--- a/klagomål/Käringberget SO FSC-klagomål.docx
+++ b/klagomål/Käringberget SO FSC-klagomål.docx
@@ -1017,7 +1017,7 @@
     <w:r>
       <w:tab/>
       <w:tab/>
-      <w:t>2026-07-17</w:t>
+      <w:t>2026-07-18</w:t>
       <w:br/>
       <w:br/>
     </w:r>

--- a/klagomål/Käringberget SO FSC-klagomål.docx
+++ b/klagomål/Käringberget SO FSC-klagomål.docx
@@ -168,7 +168,7 @@
     </w:p>
     <w:p>
       <w:r>
-        <w:t>Detta klagomål behandlar höga naturvärden i avverkningsanmälan Käringberget SO i Bjurholms kommun som inkom 2026-07-17 och omfattar 143,1 ha.</w:t>
+        <w:t>Detta klagomål behandlar höga naturvärden i avverkningsanmälan Käringberget SO i Bjurholms kommun som inkom 2026-07-18 och omfattar 143,1 ha.</w:t>
       </w:r>
     </w:p>
     <w:p>

--- a/klagomål/Käringberget SO FSC-klagomål.docx
+++ b/klagomål/Käringberget SO FSC-klagomål.docx
@@ -168,7 +168,7 @@
     </w:p>
     <w:p>
       <w:r>
-        <w:t>Detta klagomål behandlar höga naturvärden i avverkningsanmälan Käringberget SO i Bjurholms kommun som inkom 2026-07-18 och omfattar 143,1 ha.</w:t>
+        <w:t>Detta klagomål behandlar höga naturvärden i avverkningsanmälan Käringberget SO i Bjurholms kommun som inkom 2026-07-19 och omfattar 143,1 ha.</w:t>
       </w:r>
     </w:p>
     <w:p>
@@ -1017,7 +1017,7 @@
     <w:r>
       <w:tab/>
       <w:tab/>
-      <w:t>2026-07-18</w:t>
+      <w:t>2026-07-19</w:t>
       <w:br/>
       <w:br/>
     </w:r>

--- a/klagomål/Käringberget SO FSC-klagomål.docx
+++ b/klagomål/Käringberget SO FSC-klagomål.docx
@@ -1017,7 +1017,7 @@
     <w:r>
       <w:tab/>
       <w:tab/>
-      <w:t>2026-07-19</w:t>
+      <w:t>2026-07-20</w:t>
       <w:br/>
       <w:br/>
     </w:r>

--- a/klagomål/Käringberget SO FSC-klagomål.docx
+++ b/klagomål/Käringberget SO FSC-klagomål.docx
@@ -168,7 +168,7 @@
     </w:p>
     <w:p>
       <w:r>
-        <w:t>Detta klagomål behandlar höga naturvärden i avverkningsanmälan Käringberget SO i Bjurholms kommun som inkom 2026-07-19 och omfattar 143,1 ha.</w:t>
+        <w:t>Detta klagomål behandlar höga naturvärden i avverkningsanmälan Käringberget SO i Bjurholms kommun som inkom 2026-07-20 och omfattar 143,1 ha.</w:t>
       </w:r>
     </w:p>
     <w:p>
